--- a/svoyo-delo/대본/2부/10화_Otvety.docx
+++ b/svoyo-delo/대본/2부/10화_Otvety.docx
@@ -2757,19 +2757,19 @@
               <w:jc w:val="left"/>
             </w:pPr>
             <w:r>
-              <w:t xml:space="preserve">-пу́л- → -ля́-</w:t>
-            </w:r>
-          </w:p>
-        </w:tc>
-        <w:tc>
-          <w:tcPr/>
-          <w:p>
-            <w:pPr>
-              <w:pStyle w:val="Compact"/>
-              <w:jc w:val="left"/>
-            </w:pPr>
-            <w:r>
-              <w:t xml:space="preserve">인구 집단(популя́ция)</w:t>
+              <w:t xml:space="preserve">-ля́-</w:t>
+            </w:r>
+          </w:p>
+        </w:tc>
+        <w:tc>
+          <w:tcPr/>
+          <w:p>
+            <w:pPr>
+              <w:pStyle w:val="Compact"/>
+              <w:jc w:val="left"/>
+            </w:pPr>
+            <w:r>
+              <w:t xml:space="preserve">인구 집단</w:t>
             </w:r>
           </w:p>
         </w:tc>

--- a/svoyo-delo/대본/2부/10화_Otvety.docx
+++ b/svoyo-delo/대본/2부/10화_Otvety.docx
@@ -71,7 +71,7 @@
         <w:t xml:space="preserve"> </w:t>
       </w:r>
       <w:r>
-        <w:t xml:space="preserve">- 배경: Год 1, 3월 셋째 주 월요일 오전 8시 파벨레츠카야 사무실 → 오전 8시 30분 같은 사무실 → 3월 넷째 주 목요일 저녁 8시 코르닐로바 클리닉 → 4월 24일 밤 10시 사무실 → 4월 25일 아침 8시 전화(소스노프카)</w:t>
+        <w:t xml:space="preserve">- 배경: Год 2, 3월 셋째 주 월요일 오전 8시 파벨레츠카야 사무실 → 오전 8시 30분 같은 사무실 → 3월 넷째 주 목요일 저녁 8시 코르닐로바 클리닉 → 4월 24일 밤 10시 사무실 → 4월 25일 아침 8시 전화(소스노프카)</w:t>
       </w:r>
       <w:r>
         <w:t xml:space="preserve"> </w:t>
@@ -309,13 +309,13 @@
         <w:t xml:space="preserve">대본</w:t>
       </w:r>
     </w:p>
-    <w:bookmarkStart w:id="21" w:name="Xd5d95809f1b71e64366f7bc52f4e40f159493ee"/>
+    <w:bookmarkStart w:id="21" w:name="X928bdc271c856233b09e790a391fc018aea71f2"/>
     <w:p>
       <w:pPr>
         <w:pStyle w:val="Heading3"/>
       </w:pPr>
       <w:r>
-        <w:t xml:space="preserve">도입 — Год 1, 3월 셋째 주 월요일 오전 8시, 파벨레츠카야 사무실 — 빨간 펜</w:t>
+        <w:t xml:space="preserve">도입 — Год 2, 3월 셋째 주 월요일 오전 8시, 파벨레츠카야 사무실 — 빨간 펜</w:t>
       </w:r>
     </w:p>
     <w:p>
@@ -3039,13 +3039,13 @@
         <w:t xml:space="preserve">한국어 번역</w:t>
       </w:r>
     </w:p>
-    <w:bookmarkStart w:id="33" w:name="Xf59ef13d381d07b49a894fc089ca86d0789816c"/>
+    <w:bookmarkStart w:id="33" w:name="Xb8dd59a8325bd2e4b70ca62c12c54f67832424f"/>
     <w:p>
       <w:pPr>
         <w:pStyle w:val="Heading3"/>
       </w:pPr>
       <w:r>
-        <w:t xml:space="preserve">도입 — Год 1, 3월 셋째 주 월요일 오전 8시, 파벨레츠카야 사무실 — 빨간 펜</w:t>
+        <w:t xml:space="preserve">도입 — Год 2, 3월 셋째 주 월요일 오전 8시, 파벨레츠카야 사무실 — 빨간 펜</w:t>
       </w:r>
     </w:p>
     <w:p>

--- a/svoyo-delo/대본/2부/10화_Otvety.docx
+++ b/svoyo-delo/대본/2부/10화_Otvety.docx
@@ -107,7 +107,7 @@
         <w:t xml:space="preserve"> </w:t>
       </w:r>
       <w:r>
-        <w:t xml:space="preserve">- 규칙: 지문 없음. 전 화 100% 「화자명: 대사」. 1턴 15단어 이내 + 긴 턴 10~15회(25~35단어), 낭독 2회(알렉세이의 4번 답변, 송부 서한). 문법 초점: 단어미 피동 형동사(проведено, представлено, возвращено, учтены), 서수사, 명령형(Обоснуйте, Пишите).</w:t>
+        <w:t xml:space="preserve">- 규칙: 지문 없음. 전 화 100% 「화자명: 대사」. 1턴 20단어 이내 + 긴 턴 10~15회(30~50단어), 낭독 2회(알렉세이의 4번 답변, 송부 서한). 문법 초점: 단어미 피동 형동사(проведено, представлено, возвращено, учтены), 서수사, 명령형(Обоснуйте, Пишите).</w:t>
       </w:r>
       <w:r>
         <w:t xml:space="preserve"> </w:t>
@@ -323,63 +323,63 @@
         <w:pStyle w:val="FirstParagraph"/>
       </w:pPr>
       <w:r>
-        <w:t xml:space="preserve">OLGA: Алексей Николаевич, это ваш ответ на четвёртое замечание?</w:t>
-      </w:r>
-    </w:p>
-    <w:p>
-      <w:pPr>
-        <w:pStyle w:val="BodyText"/>
-      </w:pPr>
-      <w:r>
-        <w:t xml:space="preserve">ALEKSEY: Мой. Я писал все выходные. Четыре страницы.</w:t>
-      </w:r>
-    </w:p>
-    <w:p>
-      <w:pPr>
-        <w:pStyle w:val="BodyText"/>
-      </w:pPr>
-      <w:r>
-        <w:t xml:space="preserve">OLGA: Я вижу. Читаю первую фразу: «Наша компания искренне благодарит уважаемого эксперта…»</w:t>
-      </w:r>
-    </w:p>
-    <w:p>
-      <w:pPr>
-        <w:pStyle w:val="BodyText"/>
-      </w:pPr>
-      <w:r>
-        <w:t xml:space="preserve">ALEKSEY: Плохо?</w:t>
-      </w:r>
-    </w:p>
-    <w:p>
-      <w:pPr>
-        <w:pStyle w:val="BodyText"/>
-      </w:pPr>
-      <w:r>
-        <w:t xml:space="preserve">OLGA: Эксперту не нужна благодарность. Ей нужен ответ. Вычёркиваю.</w:t>
-      </w:r>
-    </w:p>
-    <w:p>
-      <w:pPr>
-        <w:pStyle w:val="BodyText"/>
-      </w:pPr>
-      <w:r>
-        <w:t xml:space="preserve">ALEKSEY: Но это же вежливо.</w:t>
-      </w:r>
-    </w:p>
-    <w:p>
-      <w:pPr>
-        <w:pStyle w:val="BodyText"/>
-      </w:pPr>
-      <w:r>
-        <w:t xml:space="preserve">OLGA: Вежливо — это коротко. Дальше: «уникальная корейская технология, не имеющая аналогов…»</w:t>
-      </w:r>
-    </w:p>
-    <w:p>
-      <w:pPr>
-        <w:pStyle w:val="BodyText"/>
-      </w:pPr>
-      <w:r>
-        <w:t xml:space="preserve">ALEKSEY: Это из брошюры Сеула. Звучит солидно.</w:t>
+        <w:t xml:space="preserve">OLGA: Алексей Николаевич, скажите честно: это ваш ответ на четвёртое замечание?</w:t>
+      </w:r>
+    </w:p>
+    <w:p>
+      <w:pPr>
+        <w:pStyle w:val="BodyText"/>
+      </w:pPr>
+      <w:r>
+        <w:t xml:space="preserve">ALEKSEY: Да, мой. Я писал его все выходные, и получилось четыре страницы.</w:t>
+      </w:r>
+    </w:p>
+    <w:p>
+      <w:pPr>
+        <w:pStyle w:val="BodyText"/>
+      </w:pPr>
+      <w:r>
+        <w:t xml:space="preserve">OLGA: Я вижу, что четыре. Читаю первую фразу: «Наша компания искренне благодарит уважаемого эксперта…»</w:t>
+      </w:r>
+    </w:p>
+    <w:p>
+      <w:pPr>
+        <w:pStyle w:val="BodyText"/>
+      </w:pPr>
+      <w:r>
+        <w:t xml:space="preserve">ALEKSEY: Что, плохо? Мне казалось, что так начинать вежливо и правильно.</w:t>
+      </w:r>
+    </w:p>
+    <w:p>
+      <w:pPr>
+        <w:pStyle w:val="BodyText"/>
+      </w:pPr>
+      <w:r>
+        <w:t xml:space="preserve">OLGA: Эксперту не нужна благодарность, ей нужен ответ. Поэтому вычёркиваю.</w:t>
+      </w:r>
+    </w:p>
+    <w:p>
+      <w:pPr>
+        <w:pStyle w:val="BodyText"/>
+      </w:pPr>
+      <w:r>
+        <w:t xml:space="preserve">ALEKSEY: Но ведь это вежливо, Ольга Петровна. Разве вежливость может помешать?</w:t>
+      </w:r>
+    </w:p>
+    <w:p>
+      <w:pPr>
+        <w:pStyle w:val="BodyText"/>
+      </w:pPr>
+      <w:r>
+        <w:t xml:space="preserve">OLGA: Вежливо — это коротко. Читаю дальше: «уникальная корейская технология, не имеющая аналогов…»</w:t>
+      </w:r>
+    </w:p>
+    <w:p>
+      <w:pPr>
+        <w:pStyle w:val="BodyText"/>
+      </w:pPr>
+      <w:r>
+        <w:t xml:space="preserve">ALEKSEY: Это из брошюры Сеула. По-моему, звучит очень солидно.</w:t>
       </w:r>
     </w:p>
     <w:p>
@@ -395,23 +395,23 @@
         <w:pStyle w:val="BodyText"/>
       </w:pPr>
       <w:r>
-        <w:t xml:space="preserve">ALINA: Ольга Петровна, у вас красная ручка кончится.</w:t>
-      </w:r>
-    </w:p>
-    <w:p>
-      <w:pPr>
-        <w:pStyle w:val="BodyText"/>
-      </w:pPr>
-      <w:r>
-        <w:t xml:space="preserve">OLGA: У меня их двенадцать. По одной на замечание. Дальше: «к сожалению, данных российских пациенток нет».</w:t>
-      </w:r>
-    </w:p>
-    <w:p>
-      <w:pPr>
-        <w:pStyle w:val="BodyText"/>
-      </w:pPr>
-      <w:r>
-        <w:t xml:space="preserve">ALEKSEY: Это же правда.</w:t>
+        <w:t xml:space="preserve">ALINA: Ольга Петровна, осторожнее, у вас скоро кончится красная ручка.</w:t>
+      </w:r>
+    </w:p>
+    <w:p>
+      <w:pPr>
+        <w:pStyle w:val="BodyText"/>
+      </w:pPr>
+      <w:r>
+        <w:t xml:space="preserve">OLGA: У меня их двенадцать, по одной на каждое замечание. Дальше: «к сожалению, данных российских пациенток нет».</w:t>
+      </w:r>
+    </w:p>
+    <w:p>
+      <w:pPr>
+        <w:pStyle w:val="BodyText"/>
+      </w:pPr>
+      <w:r>
+        <w:t xml:space="preserve">ALEKSEY: Но ведь это правда. Данных российских пациенток у нас действительно нет.</w:t>
       </w:r>
     </w:p>
     <w:p>
@@ -427,15 +427,15 @@
         <w:pStyle w:val="BodyText"/>
       </w:pPr>
       <w:r>
-        <w:t xml:space="preserve">ALEKSEY: Что остаётся от моих четырёх страниц?</w:t>
-      </w:r>
-    </w:p>
-    <w:p>
-      <w:pPr>
-        <w:pStyle w:val="BodyText"/>
-      </w:pPr>
-      <w:r>
-        <w:t xml:space="preserve">OLGA: Одиннадцать строк. И это хорошие строки. Садитесь. Сегодня урок. Алина, вы тоже.</w:t>
+        <w:t xml:space="preserve">ALEKSEY: И что тогда остаётся от моих четырёх страниц после вашей ручки?</w:t>
+      </w:r>
+    </w:p>
+    <w:p>
+      <w:pPr>
+        <w:pStyle w:val="BodyText"/>
+      </w:pPr>
+      <w:r>
+        <w:t xml:space="preserve">OLGA: Одиннадцать строк, и это хорошие строки. Садитесь, сегодня у нас урок. Алина, вы тоже.</w:t>
       </w:r>
     </w:p>
     <w:bookmarkEnd w:id="21"/>
@@ -453,247 +453,247 @@
         <w:pStyle w:val="FirstParagraph"/>
       </w:pPr>
       <w:r>
-        <w:t xml:space="preserve">ALINA: Я с тетрадью. Можно я буду записывать правила?</w:t>
-      </w:r>
-    </w:p>
-    <w:p>
-      <w:pPr>
-        <w:pStyle w:val="BodyText"/>
-      </w:pPr>
-      <w:r>
-        <w:t xml:space="preserve">OLGA: Нужно. Правило первое. Первая строка всегда одна и та же: «В ответ на ваш запрос номер такой-то от такого-то числа сообщаем следующее». Никаких «Добрый день», никаких «Уважаемая Тамара Викторовна» в теле письма.</w:t>
-      </w:r>
-    </w:p>
-    <w:p>
-      <w:pPr>
-        <w:pStyle w:val="BodyText"/>
-      </w:pPr>
-      <w:r>
-        <w:t xml:space="preserve">ALEKSEY: Даже «уважаемая» нельзя?</w:t>
-      </w:r>
-    </w:p>
-    <w:p>
-      <w:pPr>
-        <w:pStyle w:val="BodyText"/>
-      </w:pPr>
-      <w:r>
-        <w:t xml:space="preserve">OLGA: В обращении — можно. В ответе — нет. Ответ — это не письмо. Это протокол.</w:t>
-      </w:r>
-    </w:p>
-    <w:p>
-      <w:pPr>
-        <w:pStyle w:val="BodyText"/>
-      </w:pPr>
-      <w:r>
-        <w:t xml:space="preserve">ALINA: Записала. Второе?</w:t>
-      </w:r>
-    </w:p>
-    <w:p>
-      <w:pPr>
-        <w:pStyle w:val="BodyText"/>
-      </w:pPr>
-      <w:r>
-        <w:t xml:space="preserve">OLGA: Второе. Одно замечание — один ответ. Тот же номер. Сначала цитируем замечание, потом отвечаем.</w:t>
-      </w:r>
-    </w:p>
-    <w:p>
-      <w:pPr>
-        <w:pStyle w:val="BodyText"/>
-      </w:pPr>
-      <w:r>
-        <w:t xml:space="preserve">ALEKSEY: Зачем цитировать? Она же сама его написала.</w:t>
-      </w:r>
-    </w:p>
-    <w:p>
-      <w:pPr>
-        <w:pStyle w:val="BodyText"/>
-      </w:pPr>
-      <w:r>
-        <w:t xml:space="preserve">OLGA: Она написала сорок писем за месяц. Она не помнит ваше. Цитата экономит ей минуту. Минута эксперта — это ваша репутация. Я это поняла через десять лет. Вы поймёте сегодня, потому что я вам сказала.</w:t>
-      </w:r>
-    </w:p>
-    <w:p>
-      <w:pPr>
-        <w:pStyle w:val="BodyText"/>
-      </w:pPr>
-      <w:r>
-        <w:t xml:space="preserve">ALINA: Третье?</w:t>
-      </w:r>
-    </w:p>
-    <w:p>
-      <w:pPr>
-        <w:pStyle w:val="BodyText"/>
-      </w:pPr>
-      <w:r>
-        <w:t xml:space="preserve">OLGA: Третье. Никаких прилагательных. Кроме технических. «Стерильный» — можно. «Уникальный» — нельзя.</w:t>
-      </w:r>
-    </w:p>
-    <w:p>
-      <w:pPr>
-        <w:pStyle w:val="BodyText"/>
-      </w:pPr>
-      <w:r>
-        <w:t xml:space="preserve">ALEKSEY: А «безопасный»?</w:t>
-      </w:r>
-    </w:p>
-    <w:p>
-      <w:pPr>
-        <w:pStyle w:val="BodyText"/>
-      </w:pPr>
-      <w:r>
-        <w:t xml:space="preserve">OLGA: «Безопасный» — это вывод. Вывод делает эксперт, а не вы. Вы даёте цифры.</w:t>
-      </w:r>
-    </w:p>
-    <w:p>
-      <w:pPr>
-        <w:pStyle w:val="BodyText"/>
-      </w:pPr>
-      <w:r>
-        <w:t xml:space="preserve">ALEKSEY: Почему так строго? Это же просто слова.</w:t>
-      </w:r>
-    </w:p>
-    <w:p>
-      <w:pPr>
-        <w:pStyle w:val="BodyText"/>
-      </w:pPr>
-      <w:r>
-        <w:t xml:space="preserve">OLGA: Прилагательное — это просьба поверить. Эксперт не верит, эксперт проверяет. Каждое «уникальный» — это просьба, которую она отклонит. Каждая цифра со ссылкой — это факт, который она проверит и примет. Пишите факты, а не просьбы.</w:t>
-      </w:r>
-    </w:p>
-    <w:p>
-      <w:pPr>
-        <w:pStyle w:val="BodyText"/>
-      </w:pPr>
-      <w:r>
-        <w:t xml:space="preserve">IRINA: Четвёртое правило — моё. Каждый факт — ссылка. Приложение, страница, строка.</w:t>
-      </w:r>
-    </w:p>
-    <w:p>
-      <w:pPr>
-        <w:pStyle w:val="BodyText"/>
-      </w:pPr>
-      <w:r>
-        <w:t xml:space="preserve">OLGA: Ирина права. «См. приложение семнадцать, страница сорок один». Без ссылки факт — это мнение.</w:t>
-      </w:r>
-    </w:p>
-    <w:p>
-      <w:pPr>
-        <w:pStyle w:val="BodyText"/>
-      </w:pPr>
-      <w:r>
-        <w:t xml:space="preserve">IRINA: Я веду реестр приложений. Сейчас их сорок три. Номера не меняем. Никогда.</w:t>
-      </w:r>
-    </w:p>
-    <w:p>
-      <w:pPr>
-        <w:pStyle w:val="BodyText"/>
-      </w:pPr>
-      <w:r>
-        <w:t xml:space="preserve">ALEKSEY: А если добавится новое?</w:t>
-      </w:r>
-    </w:p>
-    <w:p>
-      <w:pPr>
-        <w:pStyle w:val="BodyText"/>
-      </w:pPr>
-      <w:r>
-        <w:t xml:space="preserve">IRINA: Тогда сорок четыре. В конец. Если перенумеровать, все ссылки в двенадцати ответах сломаются.</w:t>
-      </w:r>
-    </w:p>
-    <w:p>
-      <w:pPr>
-        <w:pStyle w:val="BodyText"/>
-      </w:pPr>
-      <w:r>
-        <w:t xml:space="preserve">OLGA: Пятое правило. Самое трудное. Отвечать только на вопрос. Ни слова больше.</w:t>
-      </w:r>
-    </w:p>
-    <w:p>
-      <w:pPr>
-        <w:pStyle w:val="BodyText"/>
-      </w:pPr>
-      <w:r>
-        <w:t xml:space="preserve">ALEKSEY: Но если мы знаем что-то хорошее? Например, про отзывы врачей в Корее?</w:t>
-      </w:r>
-    </w:p>
-    <w:p>
-      <w:pPr>
-        <w:pStyle w:val="BodyText"/>
-      </w:pPr>
-      <w:r>
-        <w:t xml:space="preserve">OLGA: Не спрашивали — не пишите. Каждое лишнее предложение — это новый вопрос. Новый вопрос — это второй круг. Второй круг — это ещё пятьдесят рабочих дней и ещё два миллиона из вашей квартиры. Лишняя информация стоит дороже, чем недостающая.</w:t>
-      </w:r>
-    </w:p>
-    <w:p>
-      <w:pPr>
-        <w:pStyle w:val="BodyText"/>
-      </w:pPr>
-      <w:r>
-        <w:t xml:space="preserve">ALINA: «Лишняя информация стоит дороже». Подчеркнула два раза.</w:t>
-      </w:r>
-    </w:p>
-    <w:p>
-      <w:pPr>
-        <w:pStyle w:val="BodyText"/>
-      </w:pPr>
-      <w:r>
-        <w:t xml:space="preserve">ALEKSEY: А шестое правило есть?</w:t>
-      </w:r>
-    </w:p>
-    <w:p>
-      <w:pPr>
-        <w:pStyle w:val="BodyText"/>
-      </w:pPr>
-      <w:r>
-        <w:t xml:space="preserve">OLGA: Есть. Безличные формы. Не «мы сделали», а «проведено». Не «мы приложили», а «представлено».</w:t>
-      </w:r>
-    </w:p>
-    <w:p>
-      <w:pPr>
-        <w:pStyle w:val="BodyText"/>
-      </w:pPr>
-      <w:r>
-        <w:t xml:space="preserve">ALEKSEY: Почему? Это же мы сделали.</w:t>
-      </w:r>
-    </w:p>
-    <w:p>
-      <w:pPr>
-        <w:pStyle w:val="BodyText"/>
-      </w:pPr>
-      <w:r>
-        <w:t xml:space="preserve">OLGA: Потому что эксперту неважно, кто. Важно, что сделано и где документ. Как говорит Ирина.</w:t>
-      </w:r>
-    </w:p>
-    <w:p>
-      <w:pPr>
-        <w:pStyle w:val="BodyText"/>
-      </w:pPr>
-      <w:r>
-        <w:t xml:space="preserve">IRINA: Наконец-то меня цитируют в правилах.</w:t>
-      </w:r>
-    </w:p>
-    <w:p>
-      <w:pPr>
-        <w:pStyle w:val="BodyText"/>
-      </w:pPr>
-      <w:r>
-        <w:t xml:space="preserve">OLGA: Не радуйтесь. Седьмое правило — моё. Подпись, дата и номер на каждой странице.</w:t>
-      </w:r>
-    </w:p>
-    <w:p>
-      <w:pPr>
-        <w:pStyle w:val="BodyText"/>
-      </w:pPr>
-      <w:r>
-        <w:t xml:space="preserve">ALEKSEY: Хорошо. Можно я попробую? Четвёртое замечание. Заново.</w:t>
-      </w:r>
-    </w:p>
-    <w:p>
-      <w:pPr>
-        <w:pStyle w:val="BodyText"/>
-      </w:pPr>
-      <w:r>
-        <w:t xml:space="preserve">OLGA: Пробуйте. Вслух. Алина, считайте прилагательные.</w:t>
+        <w:t xml:space="preserve">ALINA: Я пришла с тетрадью. Можно я буду записывать все правила?</w:t>
+      </w:r>
+    </w:p>
+    <w:p>
+      <w:pPr>
+        <w:pStyle w:val="BodyText"/>
+      </w:pPr>
+      <w:r>
+        <w:t xml:space="preserve">OLGA: Не просто можно, а нужно. Правило первое: первая строка всегда одна и та же. «В ответ на ваш запрос номер такой-то от такого-то числа сообщаем следующее». Никаких «Добрый день» и никаких «Уважаемая Тамара Викторовна» в теле письма.</w:t>
+      </w:r>
+    </w:p>
+    <w:p>
+      <w:pPr>
+        <w:pStyle w:val="BodyText"/>
+      </w:pPr>
+      <w:r>
+        <w:t xml:space="preserve">ALEKSEY: Даже «уважаемая» нельзя? Это же просто вежливое обращение.</w:t>
+      </w:r>
+    </w:p>
+    <w:p>
+      <w:pPr>
+        <w:pStyle w:val="BodyText"/>
+      </w:pPr>
+      <w:r>
+        <w:t xml:space="preserve">OLGA: В обращении можно, а в ответе нельзя. Ответ — это не письмо, а протокол.</w:t>
+      </w:r>
+    </w:p>
+    <w:p>
+      <w:pPr>
+        <w:pStyle w:val="BodyText"/>
+      </w:pPr>
+      <w:r>
+        <w:t xml:space="preserve">ALINA: Записала. А какое у нас второе правило?</w:t>
+      </w:r>
+    </w:p>
+    <w:p>
+      <w:pPr>
+        <w:pStyle w:val="BodyText"/>
+      </w:pPr>
+      <w:r>
+        <w:t xml:space="preserve">OLGA: Второе: одно замечание — один ответ под тем же номером. Сначала цитируем замечание, потом отвечаем.</w:t>
+      </w:r>
+    </w:p>
+    <w:p>
+      <w:pPr>
+        <w:pStyle w:val="BodyText"/>
+      </w:pPr>
+      <w:r>
+        <w:t xml:space="preserve">ALEKSEY: А зачем цитировать? Она же сама его написала и знает, о чём спрашивала.</w:t>
+      </w:r>
+    </w:p>
+    <w:p>
+      <w:pPr>
+        <w:pStyle w:val="BodyText"/>
+      </w:pPr>
+      <w:r>
+        <w:t xml:space="preserve">OLGA: Она написала сорок писем за месяц и не помнит ваше. Цитата экономит ей минуту, а минута эксперта — это ваша репутация. Я это поняла через десять лет. А вы поймёте сегодня, потому что я вам это сказала.</w:t>
+      </w:r>
+    </w:p>
+    <w:p>
+      <w:pPr>
+        <w:pStyle w:val="BodyText"/>
+      </w:pPr>
+      <w:r>
+        <w:t xml:space="preserve">ALINA: Записала и подчеркнула. А какое правило третье?</w:t>
+      </w:r>
+    </w:p>
+    <w:p>
+      <w:pPr>
+        <w:pStyle w:val="BodyText"/>
+      </w:pPr>
+      <w:r>
+        <w:t xml:space="preserve">OLGA: Третье: никаких прилагательных, кроме технических. «Стерильный» — можно, «уникальный» — нельзя.</w:t>
+      </w:r>
+    </w:p>
+    <w:p>
+      <w:pPr>
+        <w:pStyle w:val="BodyText"/>
+      </w:pPr>
+      <w:r>
+        <w:t xml:space="preserve">ALEKSEY: А слово «безопасный» можно? Оно ведь тоже очень важное.</w:t>
+      </w:r>
+    </w:p>
+    <w:p>
+      <w:pPr>
+        <w:pStyle w:val="BodyText"/>
+      </w:pPr>
+      <w:r>
+        <w:t xml:space="preserve">OLGA: «Безопасный» — это вывод, а вывод делает эксперт, а не вы. Вы даёте цифры.</w:t>
+      </w:r>
+    </w:p>
+    <w:p>
+      <w:pPr>
+        <w:pStyle w:val="BodyText"/>
+      </w:pPr>
+      <w:r>
+        <w:t xml:space="preserve">ALEKSEY: Но почему так строго? Это же просто слова, в них нет ничего плохого.</w:t>
+      </w:r>
+    </w:p>
+    <w:p>
+      <w:pPr>
+        <w:pStyle w:val="BodyText"/>
+      </w:pPr>
+      <w:r>
+        <w:t xml:space="preserve">OLGA: Прилагательное — это просьба поверить. Эксперт не верит, эксперт проверяет. Каждое «уникальный» — это просьба, которую она отклонит. Каждая цифра со ссылкой — это факт, который она проверит и примет. Пишите факты, а не просьбы, и тогда вам не придётся ни о чём просить.</w:t>
+      </w:r>
+    </w:p>
+    <w:p>
+      <w:pPr>
+        <w:pStyle w:val="BodyText"/>
+      </w:pPr>
+      <w:r>
+        <w:t xml:space="preserve">IRINA: Четвёртое правило моё: у каждого факта должна быть ссылка. Приложение, страница и строка.</w:t>
+      </w:r>
+    </w:p>
+    <w:p>
+      <w:pPr>
+        <w:pStyle w:val="BodyText"/>
+      </w:pPr>
+      <w:r>
+        <w:t xml:space="preserve">OLGA: Ирина права: «См. приложение семнадцать, страница сорок один». Без ссылки факт — это только мнение.</w:t>
+      </w:r>
+    </w:p>
+    <w:p>
+      <w:pPr>
+        <w:pStyle w:val="BodyText"/>
+      </w:pPr>
+      <w:r>
+        <w:t xml:space="preserve">IRINA: Я веду реестр приложений, сейчас их сорок три. Номера мы не меняем никогда.</w:t>
+      </w:r>
+    </w:p>
+    <w:p>
+      <w:pPr>
+        <w:pStyle w:val="BodyText"/>
+      </w:pPr>
+      <w:r>
+        <w:t xml:space="preserve">ALEKSEY: А что, если добавится новое приложение? Куда его тогда ставить?</w:t>
+      </w:r>
+    </w:p>
+    <w:p>
+      <w:pPr>
+        <w:pStyle w:val="BodyText"/>
+      </w:pPr>
+      <w:r>
+        <w:t xml:space="preserve">IRINA: Тогда оно будет сорок четвёртым, в конце. Если перенумеровать, все ссылки в двенадцати ответах сломаются.</w:t>
+      </w:r>
+    </w:p>
+    <w:p>
+      <w:pPr>
+        <w:pStyle w:val="BodyText"/>
+      </w:pPr>
+      <w:r>
+        <w:t xml:space="preserve">OLGA: Пятое правило, и оно самое трудное: отвечать только на вопрос. Ни слова больше.</w:t>
+      </w:r>
+    </w:p>
+    <w:p>
+      <w:pPr>
+        <w:pStyle w:val="BodyText"/>
+      </w:pPr>
+      <w:r>
+        <w:t xml:space="preserve">ALEKSEY: А если мы знаем что-то хорошее? Например, про отзывы врачей в Корее?</w:t>
+      </w:r>
+    </w:p>
+    <w:p>
+      <w:pPr>
+        <w:pStyle w:val="BodyText"/>
+      </w:pPr>
+      <w:r>
+        <w:t xml:space="preserve">OLGA: Не спрашивали — не пишите. Каждое лишнее предложение — это новый вопрос. Новый вопрос — это второй круг, а второй круг — это ещё пятьдесят рабочих дней и ещё два миллиона из вашей квартиры. Лишняя информация стоит дороже, чем недостающая.</w:t>
+      </w:r>
+    </w:p>
+    <w:p>
+      <w:pPr>
+        <w:pStyle w:val="BodyText"/>
+      </w:pPr>
+      <w:r>
+        <w:t xml:space="preserve">ALINA: «Лишняя информация стоит дороже». Я подчеркнула это два раза.</w:t>
+      </w:r>
+    </w:p>
+    <w:p>
+      <w:pPr>
+        <w:pStyle w:val="BodyText"/>
+      </w:pPr>
+      <w:r>
+        <w:t xml:space="preserve">ALEKSEY: А шестое правило у вас тоже есть, Ольга Петровна?</w:t>
+      </w:r>
+    </w:p>
+    <w:p>
+      <w:pPr>
+        <w:pStyle w:val="BodyText"/>
+      </w:pPr>
+      <w:r>
+        <w:t xml:space="preserve">OLGA: Есть: безличные формы. Не «мы сделали», а «проведено». Не «мы приложили», а «представлено».</w:t>
+      </w:r>
+    </w:p>
+    <w:p>
+      <w:pPr>
+        <w:pStyle w:val="BodyText"/>
+      </w:pPr>
+      <w:r>
+        <w:t xml:space="preserve">ALEKSEY: А почему так? Ведь это действительно мы всё сделали.</w:t>
+      </w:r>
+    </w:p>
+    <w:p>
+      <w:pPr>
+        <w:pStyle w:val="BodyText"/>
+      </w:pPr>
+      <w:r>
+        <w:t xml:space="preserve">OLGA: Потому что эксперту неважно, кто. Ей важно, что сделано и где документ, как говорит Ирина.</w:t>
+      </w:r>
+    </w:p>
+    <w:p>
+      <w:pPr>
+        <w:pStyle w:val="BodyText"/>
+      </w:pPr>
+      <w:r>
+        <w:t xml:space="preserve">IRINA: Наконец-то меня цитируют в правилах. Я ждала этого целый год.</w:t>
+      </w:r>
+    </w:p>
+    <w:p>
+      <w:pPr>
+        <w:pStyle w:val="BodyText"/>
+      </w:pPr>
+      <w:r>
+        <w:t xml:space="preserve">OLGA: Не радуйтесь раньше времени. Седьмое правило моё: подпись, дата и номер на каждой странице.</w:t>
+      </w:r>
+    </w:p>
+    <w:p>
+      <w:pPr>
+        <w:pStyle w:val="BodyText"/>
+      </w:pPr>
+      <w:r>
+        <w:t xml:space="preserve">ALEKSEY: Хорошо. Можно я попробую ещё раз? Четвёртое замечание, заново.</w:t>
+      </w:r>
+    </w:p>
+    <w:p>
+      <w:pPr>
+        <w:pStyle w:val="BodyText"/>
+      </w:pPr>
+      <w:r>
+        <w:t xml:space="preserve">OLGA: Пробуйте, только вслух. А вы, Алина, считайте прилагательные.</w:t>
       </w:r>
     </w:p>
     <w:p>
@@ -709,23 +709,23 @@
         <w:pStyle w:val="BodyText"/>
       </w:pPr>
       <w:r>
-        <w:t xml:space="preserve">ALINA: Ноль прилагательных. Кроме «клинические» и «российской». Они технические.</w:t>
-      </w:r>
-    </w:p>
-    <w:p>
-      <w:pPr>
-        <w:pStyle w:val="BodyText"/>
-      </w:pPr>
-      <w:r>
-        <w:t xml:space="preserve">OLGA: Вот. Одиннадцать строк вместо четырёх страниц. Это уже не просьба. Это ответ.</w:t>
-      </w:r>
-    </w:p>
-    <w:p>
-      <w:pPr>
-        <w:pStyle w:val="BodyText"/>
-      </w:pPr>
-      <w:r>
-        <w:t xml:space="preserve">ALEKSEY: Бабушка писала в журнал так же. «Давление, укол, время». Без «к сожалению».</w:t>
+        <w:t xml:space="preserve">ALINA: Ноль прилагательных, кроме «клинические» и «российской». Но они технические.</w:t>
+      </w:r>
+    </w:p>
+    <w:p>
+      <w:pPr>
+        <w:pStyle w:val="BodyText"/>
+      </w:pPr>
+      <w:r>
+        <w:t xml:space="preserve">OLGA: Вот. Одиннадцать строк вместо четырёх страниц. Это уже не просьба, а ответ.</w:t>
+      </w:r>
+    </w:p>
+    <w:p>
+      <w:pPr>
+        <w:pStyle w:val="BodyText"/>
+      </w:pPr>
+      <w:r>
+        <w:t xml:space="preserve">ALEKSEY: Бабушка писала в свой журнал точно так же: «Давление, укол, время». Без всякого «к сожалению».</w:t>
       </w:r>
     </w:p>
     <w:bookmarkEnd w:id="22"/>
@@ -743,239 +743,239 @@
         <w:pStyle w:val="FirstParagraph"/>
       </w:pPr>
       <w:r>
-        <w:t xml:space="preserve">KORNILOVA: Садитесь. Протокол наблюдения. Назарова хочет цифру. Сколько старше пятидесяти пяти?</w:t>
-      </w:r>
-    </w:p>
-    <w:p>
-      <w:pPr>
-        <w:pStyle w:val="BodyText"/>
-      </w:pPr>
-      <w:r>
-        <w:t xml:space="preserve">ALEKSEY: Она сказала: «Вы считаете и обосновываете». Поэтому мы пришли к вам.</w:t>
-      </w:r>
-    </w:p>
-    <w:p>
-      <w:pPr>
-        <w:pStyle w:val="BodyText"/>
-      </w:pPr>
-      <w:r>
-        <w:t xml:space="preserve">KORNILOVA: Правильно пришли. Алина, вы смотрели статистику?</w:t>
-      </w:r>
-    </w:p>
-    <w:p>
-      <w:pPr>
-        <w:pStyle w:val="BodyText"/>
-      </w:pPr>
-      <w:r>
-        <w:t xml:space="preserve">ALINA: Смотрела. Среди моих пациенток после пятидесяти пяти — примерно треть. У вас?</w:t>
-      </w:r>
-    </w:p>
-    <w:p>
-      <w:pPr>
-        <w:pStyle w:val="BodyText"/>
-      </w:pPr>
-      <w:r>
-        <w:t xml:space="preserve">KORNILOVA: У меня — сорок процентов. Патриаршие. Возраст выше, деньги больше.</w:t>
-      </w:r>
-    </w:p>
-    <w:p>
-      <w:pPr>
-        <w:pStyle w:val="BodyText"/>
-      </w:pPr>
-      <w:r>
-        <w:t xml:space="preserve">OLGA: Значит, если набирать как есть, будет тридцать — тридцать пять из ста.</w:t>
-      </w:r>
-    </w:p>
-    <w:p>
-      <w:pPr>
-        <w:pStyle w:val="BodyText"/>
-      </w:pPr>
-      <w:r>
-        <w:t xml:space="preserve">KORNILOVA: Мало. Узелки были именно у них. Тридцать пациенток — это статистика ни о чём. Нужно не меньше сорока, и у каждой измерить толщину кожи ультразвуком до процедуры. Иначе «тонкая кожа» — это опять мнение, а не факт.</w:t>
-      </w:r>
-    </w:p>
-    <w:p>
-      <w:pPr>
-        <w:pStyle w:val="BodyText"/>
-      </w:pPr>
-      <w:r>
-        <w:t xml:space="preserve">ALEKSEY: Ультразвук у вас есть?</w:t>
-      </w:r>
-    </w:p>
-    <w:p>
-      <w:pPr>
-        <w:pStyle w:val="BodyText"/>
-      </w:pPr>
-      <w:r>
-        <w:t xml:space="preserve">KORNILOVA: Есть. У Алины нет. У третьей клиники — не знаю. Кто третья?</w:t>
-      </w:r>
-    </w:p>
-    <w:p>
-      <w:pPr>
-        <w:pStyle w:val="BodyText"/>
-      </w:pPr>
-      <w:r>
-        <w:t xml:space="preserve">ALEKSEY: Я нашёл. Тула. Надежда Сергеевна Фомина. Шестьдесят лет. Тридцать лет — районный дерматолог.</w:t>
-      </w:r>
-    </w:p>
-    <w:p>
-      <w:pPr>
-        <w:pStyle w:val="BodyText"/>
-      </w:pPr>
-      <w:r>
-        <w:t xml:space="preserve">KORNILOVA: Тула? Почему не Москва?</w:t>
-      </w:r>
-    </w:p>
-    <w:p>
-      <w:pPr>
-        <w:pStyle w:val="BodyText"/>
-      </w:pPr>
-      <w:r>
-        <w:t xml:space="preserve">ALEKSEY: Потому что в Туле пациентки старше. И кожа тоньше — меньше денег на уход. Это как раз группа риска. А Фомина записывает всё в толстую тетрадь, каждый укол, каждый отёк. Как моя бабушка.</w:t>
-      </w:r>
-    </w:p>
-    <w:p>
-      <w:pPr>
-        <w:pStyle w:val="BodyText"/>
-      </w:pPr>
-      <w:r>
-        <w:t xml:space="preserve">KORNILOVA: Тетрадь — хорошо. Но протокол требует электронную форму.</w:t>
-      </w:r>
-    </w:p>
-    <w:p>
-      <w:pPr>
-        <w:pStyle w:val="BodyText"/>
-      </w:pPr>
-      <w:r>
-        <w:t xml:space="preserve">IRINA: Форму я сделаю. Таблица, одинаковая для трёх клиник. Тетрадь пусть останется — как второй источник.</w:t>
-      </w:r>
-    </w:p>
-    <w:p>
-      <w:pPr>
-        <w:pStyle w:val="BodyText"/>
-      </w:pPr>
-      <w:r>
-        <w:t xml:space="preserve">KORNILOVA: Ультразвук для Алины и Тулы?</w:t>
-      </w:r>
-    </w:p>
-    <w:p>
-      <w:pPr>
-        <w:pStyle w:val="BodyText"/>
-      </w:pPr>
-      <w:r>
-        <w:t xml:space="preserve">OLGA: Портативный аппарат. Я узнала: аренда — сорок тысяч в месяц. Один на двоих.</w:t>
-      </w:r>
-    </w:p>
-    <w:p>
-      <w:pPr>
-        <w:pStyle w:val="BodyText"/>
-      </w:pPr>
-      <w:r>
-        <w:t xml:space="preserve">IRINA: Сорок тысяч. У нас нет сорока тысяч.</w:t>
-      </w:r>
-    </w:p>
-    <w:p>
-      <w:pPr>
-        <w:pStyle w:val="BodyText"/>
-      </w:pPr>
-      <w:r>
-        <w:t xml:space="preserve">ALINA: А если мои пациентки поедут к Елене Викторовне на измерение? Это двадцать минут.</w:t>
-      </w:r>
-    </w:p>
-    <w:p>
-      <w:pPr>
-        <w:pStyle w:val="BodyText"/>
-      </w:pPr>
-      <w:r>
-        <w:t xml:space="preserve">KORNILOVA: Мои двери открыты. Бесплатно. Я не беру деньги за измерения в исследовании.</w:t>
-      </w:r>
-    </w:p>
-    <w:p>
-      <w:pPr>
-        <w:pStyle w:val="BodyText"/>
-      </w:pPr>
-      <w:r>
-        <w:t xml:space="preserve">ALEKSEY: А Тула?</w:t>
-      </w:r>
-    </w:p>
-    <w:p>
-      <w:pPr>
-        <w:pStyle w:val="BodyText"/>
-      </w:pPr>
-      <w:r>
-        <w:t xml:space="preserve">KORNILOVA: Для Тулы нужен аппарат. Иначе её данные будут слабее.</w:t>
-      </w:r>
-    </w:p>
-    <w:p>
-      <w:pPr>
-        <w:pStyle w:val="BodyText"/>
-      </w:pPr>
-      <w:r>
-        <w:t xml:space="preserve">OLGA: Тогда пишем честно: в Туле толщину измеряют в областной больнице. По направлению. Медленно, но бесплатно.</w:t>
-      </w:r>
-    </w:p>
-    <w:p>
-      <w:pPr>
-        <w:pStyle w:val="BodyText"/>
-      </w:pPr>
-      <w:r>
-        <w:t xml:space="preserve">KORNILOVA: Годится. Итак. Сто пациенток. Не меньше сорока старше пятидесяти пяти. Толщина кожи у всех.</w:t>
-      </w:r>
-    </w:p>
-    <w:p>
-      <w:pPr>
-        <w:pStyle w:val="BodyText"/>
-      </w:pPr>
-      <w:r>
-        <w:t xml:space="preserve">ALEKSEY: Двенадцать месяцев. Все осложнения. Публикация при любом результате.</w:t>
-      </w:r>
-    </w:p>
-    <w:p>
-      <w:pPr>
-        <w:pStyle w:val="BodyText"/>
-      </w:pPr>
-      <w:r>
-        <w:t xml:space="preserve">KORNILOVA: Это я уже подписала в сентябре. Не повторяйте. Лишняя информация.</w:t>
-      </w:r>
-    </w:p>
-    <w:p>
-      <w:pPr>
-        <w:pStyle w:val="BodyText"/>
-      </w:pPr>
-      <w:r>
-        <w:t xml:space="preserve">OLGA: Елена Викторовна, вы были на моём уроке?</w:t>
-      </w:r>
-    </w:p>
-    <w:p>
-      <w:pPr>
-        <w:pStyle w:val="BodyText"/>
-      </w:pPr>
-      <w:r>
-        <w:t xml:space="preserve">KORNILOVA: Я тридцать лет пишу протоколы. Ваш урок — это моя жизнь. Ещё одно: седьмое замечание.</w:t>
-      </w:r>
-    </w:p>
-    <w:p>
-      <w:pPr>
-        <w:pStyle w:val="BodyText"/>
-      </w:pPr>
-      <w:r>
-        <w:t xml:space="preserve">ALINA: Противопоказания. Восемь и девять. Я третью неделю ищу, какое потерялось.</w:t>
-      </w:r>
-    </w:p>
-    <w:p>
-      <w:pPr>
-        <w:pStyle w:val="BodyText"/>
-      </w:pPr>
-      <w:r>
-        <w:t xml:space="preserve">KORNILOVA: И?</w:t>
-      </w:r>
-    </w:p>
-    <w:p>
-      <w:pPr>
-        <w:pStyle w:val="BodyText"/>
-      </w:pPr>
-      <w:r>
-        <w:t xml:space="preserve">ALINA: Не нашла. Сравнила все версии. Везде девять, кроме последней вёрстки. Но какое из девяти выпало — непонятно: в вёрстке их восемь, но формулировки другие. Как будто кто-то переписывал, а не верстал.</w:t>
+        <w:t xml:space="preserve">KORNILOVA: Садитесь. Протокол наблюдения. Назарова хочет цифру: сколько пациенток старше пятидесяти пяти?</w:t>
+      </w:r>
+    </w:p>
+    <w:p>
+      <w:pPr>
+        <w:pStyle w:val="BodyText"/>
+      </w:pPr>
+      <w:r>
+        <w:t xml:space="preserve">ALEKSEY: Она сказала: «Вы считаете и обосновываете». Поэтому мы и пришли к вам за советом.</w:t>
+      </w:r>
+    </w:p>
+    <w:p>
+      <w:pPr>
+        <w:pStyle w:val="BodyText"/>
+      </w:pPr>
+      <w:r>
+        <w:t xml:space="preserve">KORNILOVA: Правильно сделали, что пришли. Алина, вы смотрели свою статистику?</w:t>
+      </w:r>
+    </w:p>
+    <w:p>
+      <w:pPr>
+        <w:pStyle w:val="BodyText"/>
+      </w:pPr>
+      <w:r>
+        <w:t xml:space="preserve">ALINA: Смотрела. Среди моих пациенток после пятидесяти пяти примерно треть. А у вас?</w:t>
+      </w:r>
+    </w:p>
+    <w:p>
+      <w:pPr>
+        <w:pStyle w:val="BodyText"/>
+      </w:pPr>
+      <w:r>
+        <w:t xml:space="preserve">KORNILOVA: У меня сорок процентов, потому что это Патриаршие: возраст выше, и денег больше.</w:t>
+      </w:r>
+    </w:p>
+    <w:p>
+      <w:pPr>
+        <w:pStyle w:val="BodyText"/>
+      </w:pPr>
+      <w:r>
+        <w:t xml:space="preserve">OLGA: Значит, если набирать пациенток как есть, будет тридцать — тридцать пять из ста.</w:t>
+      </w:r>
+    </w:p>
+    <w:p>
+      <w:pPr>
+        <w:pStyle w:val="BodyText"/>
+      </w:pPr>
+      <w:r>
+        <w:t xml:space="preserve">KORNILOVA: Это мало, а узелки были именно у них. Тридцать пациенток — это статистика ни о чём. Нужно не меньше сорока, и у каждой измерить толщину кожи ультразвуком до процедуры. Иначе «тонкая кожа» — это опять мнение, а не факт.</w:t>
+      </w:r>
+    </w:p>
+    <w:p>
+      <w:pPr>
+        <w:pStyle w:val="BodyText"/>
+      </w:pPr>
+      <w:r>
+        <w:t xml:space="preserve">ALEKSEY: А ультразвуковой аппарат у вас в клинике есть?</w:t>
+      </w:r>
+    </w:p>
+    <w:p>
+      <w:pPr>
+        <w:pStyle w:val="BodyText"/>
+      </w:pPr>
+      <w:r>
+        <w:t xml:space="preserve">KORNILOVA: У меня есть, у Алины нет, а про третью клинику я не знаю. Кто будет третьей?</w:t>
+      </w:r>
+    </w:p>
+    <w:p>
+      <w:pPr>
+        <w:pStyle w:val="BodyText"/>
+      </w:pPr>
+      <w:r>
+        <w:t xml:space="preserve">ALEKSEY: Я нашёл: Тула, Надежда Сергеевна Фомина. Ей шестьдесят лет, и тридцать из них она районный дерматолог.</w:t>
+      </w:r>
+    </w:p>
+    <w:p>
+      <w:pPr>
+        <w:pStyle w:val="BodyText"/>
+      </w:pPr>
+      <w:r>
+        <w:t xml:space="preserve">KORNILOVA: Тула? А почему не Москва? В Москве ведь гораздо больше клиник.</w:t>
+      </w:r>
+    </w:p>
+    <w:p>
+      <w:pPr>
+        <w:pStyle w:val="BodyText"/>
+      </w:pPr>
+      <w:r>
+        <w:t xml:space="preserve">ALEKSEY: Потому что в Туле пациентки старше, и кожа у них тоньше, ведь денег на уход меньше. Это как раз группа риска. А Фомина записывает всё в толстую тетрадь: каждый укол и каждый отёк. Совсем как моя бабушка.</w:t>
+      </w:r>
+    </w:p>
+    <w:p>
+      <w:pPr>
+        <w:pStyle w:val="BodyText"/>
+      </w:pPr>
+      <w:r>
+        <w:t xml:space="preserve">KORNILOVA: Тетрадь — это хорошо. Но протокол требует электронную форму, а не тетрадь.</w:t>
+      </w:r>
+    </w:p>
+    <w:p>
+      <w:pPr>
+        <w:pStyle w:val="BodyText"/>
+      </w:pPr>
+      <w:r>
+        <w:t xml:space="preserve">IRINA: Форму я сделаю: таблицу, одинаковую для трёх клиник. А тетрадь пусть останется как второй источник.</w:t>
+      </w:r>
+    </w:p>
+    <w:p>
+      <w:pPr>
+        <w:pStyle w:val="BodyText"/>
+      </w:pPr>
+      <w:r>
+        <w:t xml:space="preserve">KORNILOVA: А что делать с ультразвуком для Алины и для Тулы?</w:t>
+      </w:r>
+    </w:p>
+    <w:p>
+      <w:pPr>
+        <w:pStyle w:val="BodyText"/>
+      </w:pPr>
+      <w:r>
+        <w:t xml:space="preserve">OLGA: Нужен портативный аппарат. Я узнала: аренда стоит сорок тысяч в месяц, один на двоих.</w:t>
+      </w:r>
+    </w:p>
+    <w:p>
+      <w:pPr>
+        <w:pStyle w:val="BodyText"/>
+      </w:pPr>
+      <w:r>
+        <w:t xml:space="preserve">IRINA: Сорок тысяч в месяц? Но у нас нет даже этих сорока тысяч.</w:t>
+      </w:r>
+    </w:p>
+    <w:p>
+      <w:pPr>
+        <w:pStyle w:val="BodyText"/>
+      </w:pPr>
+      <w:r>
+        <w:t xml:space="preserve">ALINA: А если мои пациентки будут ездить к Елене Викторовне на измерение? Это всего двадцать минут.</w:t>
+      </w:r>
+    </w:p>
+    <w:p>
+      <w:pPr>
+        <w:pStyle w:val="BodyText"/>
+      </w:pPr>
+      <w:r>
+        <w:t xml:space="preserve">KORNILOVA: Мои двери открыты, и бесплатно. Я не беру деньги за измерения в исследовании.</w:t>
+      </w:r>
+    </w:p>
+    <w:p>
+      <w:pPr>
+        <w:pStyle w:val="BodyText"/>
+      </w:pPr>
+      <w:r>
+        <w:t xml:space="preserve">ALEKSEY: Спасибо. А что тогда делать с Тулой? Туда ведь не наездишься.</w:t>
+      </w:r>
+    </w:p>
+    <w:p>
+      <w:pPr>
+        <w:pStyle w:val="BodyText"/>
+      </w:pPr>
+      <w:r>
+        <w:t xml:space="preserve">KORNILOVA: Для Тулы нужен аппарат, иначе её данные будут слабее, чем наши.</w:t>
+      </w:r>
+    </w:p>
+    <w:p>
+      <w:pPr>
+        <w:pStyle w:val="BodyText"/>
+      </w:pPr>
+      <w:r>
+        <w:t xml:space="preserve">OLGA: Тогда пишем честно: в Туле толщину измеряют в областной больнице по направлению. Медленно, зато бесплатно.</w:t>
+      </w:r>
+    </w:p>
+    <w:p>
+      <w:pPr>
+        <w:pStyle w:val="BodyText"/>
+      </w:pPr>
+      <w:r>
+        <w:t xml:space="preserve">KORNILOVA: Годится. Итак: сто пациенток, не меньше сорока старше пятидесяти пяти, и толщина кожи у всех.</w:t>
+      </w:r>
+    </w:p>
+    <w:p>
+      <w:pPr>
+        <w:pStyle w:val="BodyText"/>
+      </w:pPr>
+      <w:r>
+        <w:t xml:space="preserve">ALEKSEY: Двенадцать месяцев, все осложнения и публикация при любом результате.</w:t>
+      </w:r>
+    </w:p>
+    <w:p>
+      <w:pPr>
+        <w:pStyle w:val="BodyText"/>
+      </w:pPr>
+      <w:r>
+        <w:t xml:space="preserve">KORNILOVA: Это я уже подписала в сентябре, так что не повторяйте. Это лишняя информация.</w:t>
+      </w:r>
+    </w:p>
+    <w:p>
+      <w:pPr>
+        <w:pStyle w:val="BodyText"/>
+      </w:pPr>
+      <w:r>
+        <w:t xml:space="preserve">OLGA: Елена Викторовна, вы что, были на моём сегодняшнем уроке?</w:t>
+      </w:r>
+    </w:p>
+    <w:p>
+      <w:pPr>
+        <w:pStyle w:val="BodyText"/>
+      </w:pPr>
+      <w:r>
+        <w:t xml:space="preserve">KORNILOVA: Я тридцать лет пишу протоколы, так что ваш урок — это моя жизнь. И ещё одно: седьмое замечание.</w:t>
+      </w:r>
+    </w:p>
+    <w:p>
+      <w:pPr>
+        <w:pStyle w:val="BodyText"/>
+      </w:pPr>
+      <w:r>
+        <w:t xml:space="preserve">ALINA: Противопоказания, восемь и девять. Я уже третью неделю ищу, какое из них потерялось.</w:t>
+      </w:r>
+    </w:p>
+    <w:p>
+      <w:pPr>
+        <w:pStyle w:val="BodyText"/>
+      </w:pPr>
+      <w:r>
+        <w:t xml:space="preserve">KORNILOVA: И что вы нашли за три недели? Есть хоть какой-то результат?</w:t>
+      </w:r>
+    </w:p>
+    <w:p>
+      <w:pPr>
+        <w:pStyle w:val="BodyText"/>
+      </w:pPr>
+      <w:r>
+        <w:t xml:space="preserve">ALINA: Ничего не нашла. Я сравнила все версии: везде девять, кроме последней вёрстки. Но какое из девяти выпало, непонятно, потому что в вёрстке их восемь, но формулировки другие. Как будто кто-то переписывал текст, а не верстал его.</w:t>
       </w:r>
     </w:p>
     <w:bookmarkEnd w:id="23"/>
@@ -993,63 +993,63 @@
         <w:pStyle w:val="FirstParagraph"/>
       </w:pPr>
       <w:r>
-        <w:t xml:space="preserve">IRINA: Последняя проверка. Двенадцать ответов. Сорок шесть приложений. Тысяча двести четырнадцать страниц.</w:t>
-      </w:r>
-    </w:p>
-    <w:p>
-      <w:pPr>
-        <w:pStyle w:val="BodyText"/>
-      </w:pPr>
-      <w:r>
-        <w:t xml:space="preserve">OLGA: Отчёт о ревалидации?</w:t>
-      </w:r>
-    </w:p>
-    <w:p>
-      <w:pPr>
-        <w:pStyle w:val="BodyText"/>
-      </w:pPr>
-      <w:r>
-        <w:t xml:space="preserve">IRINA: Пришёл в понедельник. Сохи прислала русскую версию через три часа после корейской. Приложение сорок четыре.</w:t>
-      </w:r>
-    </w:p>
-    <w:p>
-      <w:pPr>
-        <w:pStyle w:val="BodyText"/>
-      </w:pPr>
-      <w:r>
-        <w:t xml:space="preserve">ALEKSEY: Три часа? Она вообще спит?</w:t>
-      </w:r>
-    </w:p>
-    <w:p>
-      <w:pPr>
-        <w:pStyle w:val="BodyText"/>
-      </w:pPr>
-      <w:r>
-        <w:t xml:space="preserve">OLGA: Не спрашивайте. Ирина, ссылки.</w:t>
-      </w:r>
-    </w:p>
-    <w:p>
-      <w:pPr>
-        <w:pStyle w:val="BodyText"/>
-      </w:pPr>
-      <w:r>
-        <w:t xml:space="preserve">IRINA: Проверяю. Ответ два — приложение тридцать один. Стоп. В тексте написано тридцать два.</w:t>
-      </w:r>
-    </w:p>
-    <w:p>
-      <w:pPr>
-        <w:pStyle w:val="BodyText"/>
-      </w:pPr>
-      <w:r>
-        <w:t xml:space="preserve">ALEKSEY: Одна цифра. Это так важно?</w:t>
-      </w:r>
-    </w:p>
-    <w:p>
-      <w:pPr>
-        <w:pStyle w:val="BodyText"/>
-      </w:pPr>
-      <w:r>
-        <w:t xml:space="preserve">IRINA: В приложении тридцать два — сертификат завода. В тридцать первом — отклонение сто двенадцать. Назарова откроет тридцать второе и увидит не то. Подумает, что мы путаемся в собственных документах. Одна цифра — и вся наша аккуратность под вопросом.</w:t>
+        <w:t xml:space="preserve">IRINA: Последняя проверка: двенадцать ответов, сорок шесть приложений и тысяча двести четырнадцать страниц.</w:t>
+      </w:r>
+    </w:p>
+    <w:p>
+      <w:pPr>
+        <w:pStyle w:val="BodyText"/>
+      </w:pPr>
+      <w:r>
+        <w:t xml:space="preserve">OLGA: А отчёт о ревалидации уже пришёл? Без него можно не отправлять.</w:t>
+      </w:r>
+    </w:p>
+    <w:p>
+      <w:pPr>
+        <w:pStyle w:val="BodyText"/>
+      </w:pPr>
+      <w:r>
+        <w:t xml:space="preserve">IRINA: Пришёл в понедельник. Сохи прислала русскую версию через три часа после корейской. Это приложение сорок четыре.</w:t>
+      </w:r>
+    </w:p>
+    <w:p>
+      <w:pPr>
+        <w:pStyle w:val="BodyText"/>
+      </w:pPr>
+      <w:r>
+        <w:t xml:space="preserve">ALEKSEY: Через три часа? Она вообще когда-нибудь спит?</w:t>
+      </w:r>
+    </w:p>
+    <w:p>
+      <w:pPr>
+        <w:pStyle w:val="BodyText"/>
+      </w:pPr>
+      <w:r>
+        <w:t xml:space="preserve">OLGA: Лучше не спрашивайте. Ирина, проверяйте ссылки.</w:t>
+      </w:r>
+    </w:p>
+    <w:p>
+      <w:pPr>
+        <w:pStyle w:val="BodyText"/>
+      </w:pPr>
+      <w:r>
+        <w:t xml:space="preserve">IRINA: Проверяю. Ответ два — приложение тридцать один… Стоп. В тексте написано тридцать два.</w:t>
+      </w:r>
+    </w:p>
+    <w:p>
+      <w:pPr>
+        <w:pStyle w:val="BodyText"/>
+      </w:pPr>
+      <w:r>
+        <w:t xml:space="preserve">ALEKSEY: Но это же всего одна цифра. Неужели это так важно?</w:t>
+      </w:r>
+    </w:p>
+    <w:p>
+      <w:pPr>
+        <w:pStyle w:val="BodyText"/>
+      </w:pPr>
+      <w:r>
+        <w:t xml:space="preserve">IRINA: В приложении тридцать два лежит сертификат завода, а в тридцать первом — отклонение сто двенадцать. Назарова откроет тридцать второе и увидит не то. Она подумает, что мы путаемся в собственных документах. Одна цифра — и вся наша аккуратность под вопросом.</w:t>
       </w:r>
     </w:p>
     <w:p>
@@ -1065,63 +1065,63 @@
         <w:pStyle w:val="BodyText"/>
       </w:pPr>
       <w:r>
-        <w:t xml:space="preserve">ALEKSEY: Седьмое замечание. Что мы пишем?</w:t>
-      </w:r>
-    </w:p>
-    <w:p>
-      <w:pPr>
-        <w:pStyle w:val="BodyText"/>
-      </w:pPr>
-      <w:r>
-        <w:t xml:space="preserve">OLGA: Пишем, что в инструкцию возвращено девятое противопоказание. Как в досье. Новая версия — приложение сорок пять.</w:t>
-      </w:r>
-    </w:p>
-    <w:p>
-      <w:pPr>
-        <w:pStyle w:val="BodyText"/>
-      </w:pPr>
-      <w:r>
-        <w:t xml:space="preserve">ALINA: Но я так и не поняла, почему формулировки другие. Мне это не нравится.</w:t>
-      </w:r>
-    </w:p>
-    <w:p>
-      <w:pPr>
-        <w:pStyle w:val="BodyText"/>
-      </w:pPr>
-      <w:r>
-        <w:t xml:space="preserve">OLGA: Мне тоже. Но срок — завтра. Отвечаем на вопрос, который задан. После отправки — разберёмся.</w:t>
-      </w:r>
-    </w:p>
-    <w:p>
-      <w:pPr>
-        <w:pStyle w:val="BodyText"/>
-      </w:pPr>
-      <w:r>
-        <w:t xml:space="preserve">ALINA: Обещаете?</w:t>
-      </w:r>
-    </w:p>
-    <w:p>
-      <w:pPr>
-        <w:pStyle w:val="BodyText"/>
-      </w:pPr>
-      <w:r>
-        <w:t xml:space="preserve">OLGA: Не обещаю. Записываю. Это надёжнее. Алексей Николаевич, сопроводительное письмо. Одна страница.</w:t>
-      </w:r>
-    </w:p>
-    <w:p>
-      <w:pPr>
-        <w:pStyle w:val="BodyText"/>
-      </w:pPr>
-      <w:r>
-        <w:t xml:space="preserve">ALEKSEY: Одна страница. Без «искренне». Без «уникальный». Я прочитаю?</w:t>
-      </w:r>
-    </w:p>
-    <w:p>
-      <w:pPr>
-        <w:pStyle w:val="BodyText"/>
-      </w:pPr>
-      <w:r>
-        <w:t xml:space="preserve">OLGA: Читайте.</w:t>
+        <w:t xml:space="preserve">ALEKSEY: А что мы пишем в ответ на седьмое замечание?</w:t>
+      </w:r>
+    </w:p>
+    <w:p>
+      <w:pPr>
+        <w:pStyle w:val="BodyText"/>
+      </w:pPr>
+      <w:r>
+        <w:t xml:space="preserve">OLGA: Пишем, что в инструкцию возвращено девятое противопоказание, как в досье. Новая версия — приложение сорок пять.</w:t>
+      </w:r>
+    </w:p>
+    <w:p>
+      <w:pPr>
+        <w:pStyle w:val="BodyText"/>
+      </w:pPr>
+      <w:r>
+        <w:t xml:space="preserve">ALINA: Но я так и не поняла, почему там другие формулировки. И мне это очень не нравится.</w:t>
+      </w:r>
+    </w:p>
+    <w:p>
+      <w:pPr>
+        <w:pStyle w:val="BodyText"/>
+      </w:pPr>
+      <w:r>
+        <w:t xml:space="preserve">OLGA: Мне тоже. Но срок завтра, поэтому отвечаем на вопрос, который задан. А после отправки разберёмся.</w:t>
+      </w:r>
+    </w:p>
+    <w:p>
+      <w:pPr>
+        <w:pStyle w:val="BodyText"/>
+      </w:pPr>
+      <w:r>
+        <w:t xml:space="preserve">ALINA: Вы обещаете, Ольга Петровна? Это для меня важно.</w:t>
+      </w:r>
+    </w:p>
+    <w:p>
+      <w:pPr>
+        <w:pStyle w:val="BodyText"/>
+      </w:pPr>
+      <w:r>
+        <w:t xml:space="preserve">OLGA: Не обещаю, а записываю, это надёжнее. Алексей Николаевич, теперь сопроводительное письмо на одну страницу.</w:t>
+      </w:r>
+    </w:p>
+    <w:p>
+      <w:pPr>
+        <w:pStyle w:val="BodyText"/>
+      </w:pPr>
+      <w:r>
+        <w:t xml:space="preserve">ALEKSEY: Одна страница, без «искренне» и без «уникальный». Можно я прочитаю?</w:t>
+      </w:r>
+    </w:p>
+    <w:p>
+      <w:pPr>
+        <w:pStyle w:val="BodyText"/>
+      </w:pPr>
+      <w:r>
+        <w:t xml:space="preserve">OLGA: Читайте, только медленно, чтобы мы все слышали каждое слово.</w:t>
       </w:r>
     </w:p>
     <w:p>
@@ -1137,55 +1137,55 @@
         <w:pStyle w:val="BodyText"/>
       </w:pPr>
       <w:r>
-        <w:t xml:space="preserve">IRINA: Ноль прилагательных. Я считала.</w:t>
-      </w:r>
-    </w:p>
-    <w:p>
-      <w:pPr>
-        <w:pStyle w:val="BodyText"/>
-      </w:pPr>
-      <w:r>
-        <w:t xml:space="preserve">OLGA: Подписывайте. Электронная подпись. Двадцать два сорок.</w:t>
-      </w:r>
-    </w:p>
-    <w:p>
-      <w:pPr>
-        <w:pStyle w:val="BodyText"/>
-      </w:pPr>
-      <w:r>
-        <w:t xml:space="preserve">ALEKSEY: Подписал. Отправляю?</w:t>
-      </w:r>
-    </w:p>
-    <w:p>
-      <w:pPr>
-        <w:pStyle w:val="BodyText"/>
-      </w:pPr>
-      <w:r>
-        <w:t xml:space="preserve">IRINA: Вторая подпись — моя. Платёж за пошлину прошёл утром. Отправляйте.</w:t>
-      </w:r>
-    </w:p>
-    <w:p>
-      <w:pPr>
-        <w:pStyle w:val="BodyText"/>
-      </w:pPr>
-      <w:r>
-        <w:t xml:space="preserve">ALEKSEY: Отправлено. Двадцать два сорок одна. За день до срока.</w:t>
-      </w:r>
-    </w:p>
-    <w:p>
-      <w:pPr>
-        <w:pStyle w:val="BodyText"/>
-      </w:pPr>
-      <w:r>
-        <w:t xml:space="preserve">OLGA: Двадцать лет я отправляла ответы. Впервые — без единого прилагательного, кроме технических. И впервые не боюсь, что эксперт найдёт рекламу. Найдёт только факты. А факты — это то, что я умею защищать.</w:t>
-      </w:r>
-    </w:p>
-    <w:p>
-      <w:pPr>
-        <w:pStyle w:val="BodyText"/>
-      </w:pPr>
-      <w:r>
-        <w:t xml:space="preserve">ALINA: Можно мне на балкон? С вами. Я не курю. Просто постою.</w:t>
+        <w:t xml:space="preserve">IRINA: Ноль прилагательных, я специально считала.</w:t>
+      </w:r>
+    </w:p>
+    <w:p>
+      <w:pPr>
+        <w:pStyle w:val="BodyText"/>
+      </w:pPr>
+      <w:r>
+        <w:t xml:space="preserve">OLGA: Подписывайте электронной подписью. Сейчас двадцать два сорок.</w:t>
+      </w:r>
+    </w:p>
+    <w:p>
+      <w:pPr>
+        <w:pStyle w:val="BodyText"/>
+      </w:pPr>
+      <w:r>
+        <w:t xml:space="preserve">ALEKSEY: Подписал. Отправляю? Или ещё раз всё проверим?</w:t>
+      </w:r>
+    </w:p>
+    <w:p>
+      <w:pPr>
+        <w:pStyle w:val="BodyText"/>
+      </w:pPr>
+      <w:r>
+        <w:t xml:space="preserve">IRINA: Вторая подпись моя, а платёж за пошлину прошёл утром. Отправляйте.</w:t>
+      </w:r>
+    </w:p>
+    <w:p>
+      <w:pPr>
+        <w:pStyle w:val="BodyText"/>
+      </w:pPr>
+      <w:r>
+        <w:t xml:space="preserve">ALEKSEY: Отправлено в двадцать два сорок одна, за день до срока.</w:t>
+      </w:r>
+    </w:p>
+    <w:p>
+      <w:pPr>
+        <w:pStyle w:val="BodyText"/>
+      </w:pPr>
+      <w:r>
+        <w:t xml:space="preserve">OLGA: Двадцать лет я отправляла ответы, и впервые без единого прилагательного, кроме технических. И впервые я не боюсь, что эксперт найдёт рекламу. Она найдёт только факты. А факты — это то, что я умею защищать лучше всего.</w:t>
+      </w:r>
+    </w:p>
+    <w:p>
+      <w:pPr>
+        <w:pStyle w:val="BodyText"/>
+      </w:pPr>
+      <w:r>
+        <w:t xml:space="preserve">ALINA: Можно мне с вами на балкон? Я не курю, просто постою рядом.</w:t>
       </w:r>
     </w:p>
     <w:bookmarkEnd w:id="24"/>
@@ -1203,55 +1203,55 @@
         <w:pStyle w:val="FirstParagraph"/>
       </w:pPr>
       <w:r>
-        <w:t xml:space="preserve">VERA: Алёша? Это бабушка. Зина сказала, у вас вчера был срок.</w:t>
-      </w:r>
-    </w:p>
-    <w:p>
-      <w:pPr>
-        <w:pStyle w:val="BodyText"/>
-      </w:pPr>
-      <w:r>
-        <w:t xml:space="preserve">ALEKSEY: Был, бабушка. Отправили. За два часа до полуночи.</w:t>
-      </w:r>
-    </w:p>
-    <w:p>
-      <w:pPr>
-        <w:pStyle w:val="BodyText"/>
-      </w:pPr>
-      <w:r>
-        <w:t xml:space="preserve">VERA: Молодцы. Сколько страниц?</w:t>
-      </w:r>
-    </w:p>
-    <w:p>
-      <w:pPr>
-        <w:pStyle w:val="BodyText"/>
-      </w:pPr>
-      <w:r>
-        <w:t xml:space="preserve">ALEKSEY: Тысяча двести четырнадцать. И письмо на одну страницу.</w:t>
-      </w:r>
-    </w:p>
-    <w:p>
-      <w:pPr>
-        <w:pStyle w:val="BodyText"/>
-      </w:pPr>
-      <w:r>
-        <w:t xml:space="preserve">VERA: На одну — правильно. Я сорок лет писала в район. Длинные письма никто не читал.</w:t>
-      </w:r>
-    </w:p>
-    <w:p>
-      <w:pPr>
-        <w:pStyle w:val="BodyText"/>
-      </w:pPr>
-      <w:r>
-        <w:t xml:space="preserve">ALEKSEY: Ольга Петровна говорит то же самое. Без прилагательных.</w:t>
-      </w:r>
-    </w:p>
-    <w:p>
-      <w:pPr>
-        <w:pStyle w:val="BodyText"/>
-      </w:pPr>
-      <w:r>
-        <w:t xml:space="preserve">VERA: Без прилагательных? Это как?</w:t>
+        <w:t xml:space="preserve">VERA: Алёша? Это бабушка. Зина сказала, что у вас вчера был срок.</w:t>
+      </w:r>
+    </w:p>
+    <w:p>
+      <w:pPr>
+        <w:pStyle w:val="BodyText"/>
+      </w:pPr>
+      <w:r>
+        <w:t xml:space="preserve">ALEKSEY: Да, был, бабушка. Мы всё отправили за два часа до полуночи.</w:t>
+      </w:r>
+    </w:p>
+    <w:p>
+      <w:pPr>
+        <w:pStyle w:val="BodyText"/>
+      </w:pPr>
+      <w:r>
+        <w:t xml:space="preserve">VERA: Молодцы. А сколько там было страниц, в вашем ответе?</w:t>
+      </w:r>
+    </w:p>
+    <w:p>
+      <w:pPr>
+        <w:pStyle w:val="BodyText"/>
+      </w:pPr>
+      <w:r>
+        <w:t xml:space="preserve">ALEKSEY: Тысяча двести четырнадцать. И ещё письмо на одну страницу.</w:t>
+      </w:r>
+    </w:p>
+    <w:p>
+      <w:pPr>
+        <w:pStyle w:val="BodyText"/>
+      </w:pPr>
+      <w:r>
+        <w:t xml:space="preserve">VERA: На одну страницу — это правильно. Я сорок лет писала в район, и длинные письма никто не читал.</w:t>
+      </w:r>
+    </w:p>
+    <w:p>
+      <w:pPr>
+        <w:pStyle w:val="BodyText"/>
+      </w:pPr>
+      <w:r>
+        <w:t xml:space="preserve">ALEKSEY: Ольга Петровна говорит то же самое: писать без прилагательных.</w:t>
+      </w:r>
+    </w:p>
+    <w:p>
+      <w:pPr>
+        <w:pStyle w:val="BodyText"/>
+      </w:pPr>
+      <w:r>
+        <w:t xml:space="preserve">VERA: Без прилагательных? Это как? Объясни мне, старой.</w:t>
       </w:r>
     </w:p>
     <w:p>
@@ -1267,55 +1267,55 @@
         <w:pStyle w:val="BodyText"/>
       </w:pPr>
       <w:r>
-        <w:t xml:space="preserve">VERA: А, так я так и писала. «Фельдшерский пункт протекает. Ведро в углу. Третья зима». Без «к сожалению». Мне через три года крышу починили. Цифры работают, Алёша. Только медленно.</w:t>
-      </w:r>
-    </w:p>
-    <w:p>
-      <w:pPr>
-        <w:pStyle w:val="BodyText"/>
-      </w:pPr>
-      <w:r>
-        <w:t xml:space="preserve">ALEKSEY: Сколько теперь ждать? Ольга Петровна говорит — до тридцати рабочих дней.</w:t>
-      </w:r>
-    </w:p>
-    <w:p>
-      <w:pPr>
-        <w:pStyle w:val="BodyText"/>
-      </w:pPr>
-      <w:r>
-        <w:t xml:space="preserve">VERA: Тридцать дней — это не срок. Я ждала крышу три года.</w:t>
-      </w:r>
-    </w:p>
-    <w:p>
-      <w:pPr>
-        <w:pStyle w:val="BodyText"/>
-      </w:pPr>
-      <w:r>
-        <w:t xml:space="preserve">ALEKSEY: У меня нет трёх лет, бабушка. У меня кредит.</w:t>
-      </w:r>
-    </w:p>
-    <w:p>
-      <w:pPr>
-        <w:pStyle w:val="BodyText"/>
-      </w:pPr>
-      <w:r>
-        <w:t xml:space="preserve">VERA: Кредит — это твоё дело. А ждать — это общее дело. Ты не один ждёшь. Ольга ждёт, Ирина ждёт, кореец твой ждёт. И я жду, у Зины на кухне, с тонометром. Ждать вместе легче, Алёша.</w:t>
-      </w:r>
-    </w:p>
-    <w:p>
-      <w:pPr>
-        <w:pStyle w:val="BodyText"/>
-      </w:pPr>
-      <w:r>
-        <w:t xml:space="preserve">ALEKSEY: Давление какое сегодня?</w:t>
-      </w:r>
-    </w:p>
-    <w:p>
-      <w:pPr>
-        <w:pStyle w:val="BodyText"/>
-      </w:pPr>
-      <w:r>
-        <w:t xml:space="preserve">VERA: Сто сорок на девяносто. Это от гордости. Запиши: «Давление — от гордости». Без прилагательных.</w:t>
+        <w:t xml:space="preserve">VERA: А, так я всегда так и писала: «Фельдшерский пункт протекает. Ведро в углу. Третья зима». Без всякого «к сожалению». И мне через три года починили крышу. Цифры работают, Алёша. Только медленно.</w:t>
+      </w:r>
+    </w:p>
+    <w:p>
+      <w:pPr>
+        <w:pStyle w:val="BodyText"/>
+      </w:pPr>
+      <w:r>
+        <w:t xml:space="preserve">ALEKSEY: А сколько теперь ждать? Ольга Петровна говорит, что до тридцати рабочих дней.</w:t>
+      </w:r>
+    </w:p>
+    <w:p>
+      <w:pPr>
+        <w:pStyle w:val="BodyText"/>
+      </w:pPr>
+      <w:r>
+        <w:t xml:space="preserve">VERA: Тридцать дней — это не срок. Я свою крышу ждала три года.</w:t>
+      </w:r>
+    </w:p>
+    <w:p>
+      <w:pPr>
+        <w:pStyle w:val="BodyText"/>
+      </w:pPr>
+      <w:r>
+        <w:t xml:space="preserve">ALEKSEY: Но у меня нет трёх лет, бабушка. У меня кредит.</w:t>
+      </w:r>
+    </w:p>
+    <w:p>
+      <w:pPr>
+        <w:pStyle w:val="BodyText"/>
+      </w:pPr>
+      <w:r>
+        <w:t xml:space="preserve">VERA: Кредит — это твоё дело, а ждать — общее дело. Ты не один ждёшь: Ольга ждёт, Ирина ждёт, кореец твой ждёт. И я жду, у Зины на кухне, с тонометром. Ждать вместе легче, Алёша.</w:t>
+      </w:r>
+    </w:p>
+    <w:p>
+      <w:pPr>
+        <w:pStyle w:val="BodyText"/>
+      </w:pPr>
+      <w:r>
+        <w:t xml:space="preserve">ALEKSEY: Бабуль, а давление у тебя сегодня какое?</w:t>
+      </w:r>
+    </w:p>
+    <w:p>
+      <w:pPr>
+        <w:pStyle w:val="BodyText"/>
+      </w:pPr>
+      <w:r>
+        <w:t xml:space="preserve">VERA: Сто сорок на девяносто, это от гордости. Так и запиши: «Давление — от гордости». Без прилагательных.</w:t>
       </w:r>
     </w:p>
     <w:p>
@@ -2253,7 +2253,7 @@
         <w:t xml:space="preserve">“</w:t>
       </w:r>
       <w:r>
-        <w:t xml:space="preserve">Прилагательное — это просьба поверить. Эксперт не верит, эксперт проверяет. Каждое «уникальный» — это просьба, которую она отклонит. Каждая цифра со ссылкой — это факт, который она проверит и примет. Пишите факты, а не просьбы.</w:t>
+        <w:t xml:space="preserve">Прилагательное — это просьба поверить. Эксперт не верит, эксперт проверяет. Каждое «уникальный» — это просьба, которую она отклонит. Каждая цифра со ссылкой — это факт, который она проверит и примет. Пишите факты, а не просьбы, и тогда вам не придётся ни о чём просить.</w:t>
       </w:r>
       <w:r>
         <w:t xml:space="preserve">”</w:t>
@@ -2473,31 +2473,31 @@
               <w:jc w:val="left"/>
             </w:pPr>
             <w:r>
-              <w:t xml:space="preserve">⑤ 명령</w:t>
-            </w:r>
-          </w:p>
-        </w:tc>
-        <w:tc>
-          <w:tcPr/>
-          <w:p>
-            <w:pPr>
-              <w:pStyle w:val="Compact"/>
-              <w:jc w:val="left"/>
-            </w:pPr>
-            <w:r>
-              <w:t xml:space="preserve">Пишите факты, а не просьбы.</w:t>
-            </w:r>
-          </w:p>
-        </w:tc>
-        <w:tc>
-          <w:tcPr/>
-          <w:p>
-            <w:pPr>
-              <w:pStyle w:val="Compact"/>
-              <w:jc w:val="left"/>
-            </w:pPr>
-            <w:r>
-              <w:t xml:space="preserve">불완료상 명령형 — 일반 규칙</w:t>
+              <w:t xml:space="preserve">⑤ 명령 + 결과</w:t>
+            </w:r>
+          </w:p>
+        </w:tc>
+        <w:tc>
+          <w:tcPr/>
+          <w:p>
+            <w:pPr>
+              <w:pStyle w:val="Compact"/>
+              <w:jc w:val="left"/>
+            </w:pPr>
+            <w:r>
+              <w:t xml:space="preserve">Пишите факты, а не просьбы, и тогда вам не придётся ни о чём просить.</w:t>
+            </w:r>
+          </w:p>
+        </w:tc>
+        <w:tc>
+          <w:tcPr/>
+          <w:p>
+            <w:pPr>
+              <w:pStyle w:val="Compact"/>
+              <w:jc w:val="left"/>
+            </w:pPr>
+            <w:r>
+              <w:t xml:space="preserve">명령형 + и тогда(그러면) + 이중 부정 ни о чём</w:t>
             </w:r>
           </w:p>
         </w:tc>
@@ -2521,7 +2521,7 @@
         <w:t xml:space="preserve">“</w:t>
       </w:r>
       <w:r>
-        <w:t xml:space="preserve">X — это… Каждое X — это…, которое… Каждая Y — это…, которая… Делайте Y, а не X.</w:t>
+        <w:t xml:space="preserve">X — это… Каждое X — это…, которое… Каждая Y — это…, которая… Делайте Y, а не X, и тогда…</w:t>
       </w:r>
       <w:r>
         <w:t xml:space="preserve">”</w:t>
@@ -2540,7 +2540,7 @@
         <w:t xml:space="preserve"> </w:t>
       </w:r>
       <w:r>
-        <w:t xml:space="preserve">каждый · который · а не</w:t>
+        <w:t xml:space="preserve">каждый · который · а не · и тогда(그러면)</w:t>
       </w:r>
       <w:r>
         <w:t xml:space="preserve"> </w:t>
@@ -2556,7 +2556,7 @@
         <w:t xml:space="preserve"> </w:t>
       </w:r>
       <w:r>
-        <w:t xml:space="preserve">보고서에서 피해야 할 표현과 써야 할 표현을 대조하는 25~30단어 문장 만들기.</w:t>
+        <w:t xml:space="preserve">보고서에서 피해야 할 표현과 써야 할 표현을 대조하는 30~50단어 발화 만들기.</w:t>
       </w:r>
     </w:p>
     <w:bookmarkEnd w:id="30"/>
@@ -3053,119 +3053,119 @@
         <w:pStyle w:val="FirstParagraph"/>
       </w:pPr>
       <w:r>
-        <w:t xml:space="preserve">올가: 알렉세이 니콜라예비치, 이게 4번 지적에 대한 답변이에요?</w:t>
-      </w:r>
-    </w:p>
-    <w:p>
-      <w:pPr>
-        <w:pStyle w:val="BodyText"/>
-      </w:pPr>
-      <w:r>
-        <w:t xml:space="preserve">알렉세이: 제 거예요. 주말 내내 썼어요. 네 쪽.</w:t>
-      </w:r>
-    </w:p>
-    <w:p>
-      <w:pPr>
-        <w:pStyle w:val="BodyText"/>
-      </w:pPr>
-      <w:r>
-        <w:t xml:space="preserve">올가: 보이네요. 첫 문장 읽을게요: 「저희 회사는 존경하는 심사관님께 진심으로 감사드리며…」</w:t>
-      </w:r>
-    </w:p>
-    <w:p>
-      <w:pPr>
-        <w:pStyle w:val="BodyText"/>
-      </w:pPr>
-      <w:r>
-        <w:t xml:space="preserve">알렉세이: 별로예요?</w:t>
-      </w:r>
-    </w:p>
-    <w:p>
-      <w:pPr>
-        <w:pStyle w:val="BodyText"/>
-      </w:pPr>
-      <w:r>
-        <w:t xml:space="preserve">올가: 심사관한테 감사는 필요 없어요. 답이 필요하죠. 지워요.</w:t>
-      </w:r>
-    </w:p>
-    <w:p>
-      <w:pPr>
-        <w:pStyle w:val="BodyText"/>
-      </w:pPr>
-      <w:r>
-        <w:t xml:space="preserve">알렉세이: 그래도 예의잖아요.</w:t>
-      </w:r>
-    </w:p>
-    <w:p>
-      <w:pPr>
-        <w:pStyle w:val="BodyText"/>
-      </w:pPr>
-      <w:r>
-        <w:t xml:space="preserve">올가: 예의란 짧은 거예요. 다음: 「비교 대상이 없는 독보적인 한국 기술…」</w:t>
-      </w:r>
-    </w:p>
-    <w:p>
-      <w:pPr>
-        <w:pStyle w:val="BodyText"/>
-      </w:pPr>
-      <w:r>
-        <w:t xml:space="preserve">알렉세이: 서울 브로슈어에서 가져왔어요. 듬직하게 들리잖아요.</w:t>
-      </w:r>
-    </w:p>
-    <w:p>
-      <w:pPr>
-        <w:pStyle w:val="BodyText"/>
-      </w:pPr>
-      <w:r>
-        <w:t xml:space="preserve">올가: 광고처럼 들려요. 나자로바는 광고를 읽으면 생각해요: 뭘 숨기는 거지? 지워요.</w:t>
-      </w:r>
-    </w:p>
-    <w:p>
-      <w:pPr>
-        <w:pStyle w:val="BodyText"/>
-      </w:pPr>
-      <w:r>
-        <w:t xml:space="preserve">알리나: 올가 페트로브나, 빨간 펜 다 닳겠어요.</w:t>
-      </w:r>
-    </w:p>
-    <w:p>
-      <w:pPr>
-        <w:pStyle w:val="BodyText"/>
-      </w:pPr>
-      <w:r>
-        <w:t xml:space="preserve">올가: 열두 자루 있어요. 지적 하나에 한 자루씩. 다음: 「유감스럽게도 러시아 환자 데이터는 없습니다」.</w:t>
-      </w:r>
-    </w:p>
-    <w:p>
-      <w:pPr>
-        <w:pStyle w:val="BodyText"/>
-      </w:pPr>
-      <w:r>
-        <w:t xml:space="preserve">알렉세이: 그건 사실이잖아요.</w:t>
-      </w:r>
-    </w:p>
-    <w:p>
-      <w:pPr>
-        <w:pStyle w:val="BodyText"/>
-      </w:pPr>
-      <w:r>
-        <w:t xml:space="preserve">올가: 사실이죠. 그런데 「유감스럽게도」는 사과예요. 우린 사과하지 않아요. 근거를 대죠.</w:t>
-      </w:r>
-    </w:p>
-    <w:p>
-      <w:pPr>
-        <w:pStyle w:val="BodyText"/>
-      </w:pPr>
-      <w:r>
-        <w:t xml:space="preserve">알렉세이: 제 네 쪽에서 뭐가 남아요?</w:t>
-      </w:r>
-    </w:p>
-    <w:p>
-      <w:pPr>
-        <w:pStyle w:val="BodyText"/>
-      </w:pPr>
-      <w:r>
-        <w:t xml:space="preserve">올가: 열한 줄. 좋은 줄들이에요. 앉아요. 오늘은 수업이에요. 알리나, 당신도요.</w:t>
+        <w:t xml:space="preserve">올가: 알렉세이 니콜라예비치, 솔직히 말해 봐요. 이게 4번 지적에 대한 당신 답변이에요?</w:t>
+      </w:r>
+    </w:p>
+    <w:p>
+      <w:pPr>
+        <w:pStyle w:val="BodyText"/>
+      </w:pPr>
+      <w:r>
+        <w:t xml:space="preserve">알렉세이: 네, 제 거예요. 주말 내내 썼더니 네 쪽이 됐어요.</w:t>
+      </w:r>
+    </w:p>
+    <w:p>
+      <w:pPr>
+        <w:pStyle w:val="BodyText"/>
+      </w:pPr>
+      <w:r>
+        <w:t xml:space="preserve">올가: 네 쪽인 거 보이네요. 첫 문장 읽을게요: 「저희 회사는 존경하는 심사관님께 진심으로 감사드리며…」</w:t>
+      </w:r>
+    </w:p>
+    <w:p>
+      <w:pPr>
+        <w:pStyle w:val="BodyText"/>
+      </w:pPr>
+      <w:r>
+        <w:t xml:space="preserve">알렉세이: 별로예요? 이렇게 시작하는 게 정중하고 맞는 줄 알았어요.</w:t>
+      </w:r>
+    </w:p>
+    <w:p>
+      <w:pPr>
+        <w:pStyle w:val="BodyText"/>
+      </w:pPr>
+      <w:r>
+        <w:t xml:space="preserve">올가: 심사관에겐 감사가 필요 없어요. 답이 필요하죠. 그러니까 지웁니다.</w:t>
+      </w:r>
+    </w:p>
+    <w:p>
+      <w:pPr>
+        <w:pStyle w:val="BodyText"/>
+      </w:pPr>
+      <w:r>
+        <w:t xml:space="preserve">알렉세이: 하지만 정중하잖아요, 올가 페트로브나. 정중함이 방해가 될 수 있어요?</w:t>
+      </w:r>
+    </w:p>
+    <w:p>
+      <w:pPr>
+        <w:pStyle w:val="BodyText"/>
+      </w:pPr>
+      <w:r>
+        <w:t xml:space="preserve">올가: 정중한 건 짧은 거예요. 계속 읽을게요: 「비교 대상이 없는 독보적인 한국 기술…」</w:t>
+      </w:r>
+    </w:p>
+    <w:p>
+      <w:pPr>
+        <w:pStyle w:val="BodyText"/>
+      </w:pPr>
+      <w:r>
+        <w:t xml:space="preserve">알렉세이: 서울 브로슈어에서 가져왔어요. 제 생각엔 아주 그럴듯하게 들려요.</w:t>
+      </w:r>
+    </w:p>
+    <w:p>
+      <w:pPr>
+        <w:pStyle w:val="BodyText"/>
+      </w:pPr>
+      <w:r>
+        <w:t xml:space="preserve">올가: 광고처럼 들려요. 나자로바는 광고를 읽으면 생각해요. 뭘 숨기는 거지? 지웁니다.</w:t>
+      </w:r>
+    </w:p>
+    <w:p>
+      <w:pPr>
+        <w:pStyle w:val="BodyText"/>
+      </w:pPr>
+      <w:r>
+        <w:t xml:space="preserve">알리나: 올가 페트로브나, 조심하세요. 빨간 펜이 곧 다 닳겠어요.</w:t>
+      </w:r>
+    </w:p>
+    <w:p>
+      <w:pPr>
+        <w:pStyle w:val="BodyText"/>
+      </w:pPr>
+      <w:r>
+        <w:t xml:space="preserve">올가: 열두 자루 있어요. 지적 하나에 한 자루씩. 다음: 「유감스럽게도 러시아 환자 데이터는 없습니다.」</w:t>
+      </w:r>
+    </w:p>
+    <w:p>
+      <w:pPr>
+        <w:pStyle w:val="BodyText"/>
+      </w:pPr>
+      <w:r>
+        <w:t xml:space="preserve">알렉세이: 하지만 그건 사실이에요. 러시아 환자 데이터는 정말 없잖아요.</w:t>
+      </w:r>
+    </w:p>
+    <w:p>
+      <w:pPr>
+        <w:pStyle w:val="BodyText"/>
+      </w:pPr>
+      <w:r>
+        <w:t xml:space="preserve">올가: 사실이죠. 하지만 「유감스럽게도」는 사과예요. 우리는 사과하지 않아요. 근거를 대요.</w:t>
+      </w:r>
+    </w:p>
+    <w:p>
+      <w:pPr>
+        <w:pStyle w:val="BodyText"/>
+      </w:pPr>
+      <w:r>
+        <w:t xml:space="preserve">알렉세이: 그럼 선생님 펜이 지나가고 나면 제 네 쪽에서 뭐가 남아요?</w:t>
+      </w:r>
+    </w:p>
+    <w:p>
+      <w:pPr>
+        <w:pStyle w:val="BodyText"/>
+      </w:pPr>
+      <w:r>
+        <w:t xml:space="preserve">올가: 열한 줄이요. 그리고 그건 좋은 줄이에요. 앉아요, 오늘은 수업이에요. 알리나, 당신도요.</w:t>
       </w:r>
     </w:p>
     <w:bookmarkEnd w:id="33"/>
@@ -3183,87 +3183,87 @@
         <w:pStyle w:val="FirstParagraph"/>
       </w:pPr>
       <w:r>
-        <w:t xml:space="preserve">알리나: 공책 가져왔어요. 규칙을 적어도 될까요?</w:t>
-      </w:r>
-    </w:p>
-    <w:p>
-      <w:pPr>
-        <w:pStyle w:val="BodyText"/>
-      </w:pPr>
-      <w:r>
-        <w:t xml:space="preserve">올가: 적어야죠. 규칙 1. 첫 줄은 언제나 같아요: 「귀하의 ○월 ○일 자 제○호 요청에 대하여 다음과 같이 회신합니다」. 본문에 「안녕하세요」도, 「존경하는 타마라 빅토로브나」도 없어요.</w:t>
-      </w:r>
-    </w:p>
-    <w:p>
-      <w:pPr>
-        <w:pStyle w:val="BodyText"/>
-      </w:pPr>
-      <w:r>
-        <w:t xml:space="preserve">알렉세이: 「존경하는」도 안 돼요?</w:t>
-      </w:r>
-    </w:p>
-    <w:p>
-      <w:pPr>
-        <w:pStyle w:val="BodyText"/>
-      </w:pPr>
-      <w:r>
-        <w:t xml:space="preserve">올가: 수신인 줄에는 돼요. 답변에선 안 돼요. 답변은 편지가 아니에요. 기록이에요.</w:t>
-      </w:r>
-    </w:p>
-    <w:p>
-      <w:pPr>
-        <w:pStyle w:val="BodyText"/>
-      </w:pPr>
-      <w:r>
-        <w:t xml:space="preserve">알리나: 적었어요. 두 번째는요?</w:t>
-      </w:r>
-    </w:p>
-    <w:p>
-      <w:pPr>
-        <w:pStyle w:val="BodyText"/>
-      </w:pPr>
-      <w:r>
-        <w:t xml:space="preserve">올가: 둘째. 지적 하나에 답 하나. 같은 번호로. 먼저 지적을 인용하고, 그다음 답해요.</w:t>
-      </w:r>
-    </w:p>
-    <w:p>
-      <w:pPr>
-        <w:pStyle w:val="BodyText"/>
-      </w:pPr>
-      <w:r>
-        <w:t xml:space="preserve">알렉세이: 왜 인용해요? 그 사람이 직접 쓴 건데.</w:t>
-      </w:r>
-    </w:p>
-    <w:p>
-      <w:pPr>
-        <w:pStyle w:val="BodyText"/>
-      </w:pPr>
-      <w:r>
-        <w:t xml:space="preserve">올가: 그 사람은 한 달에 편지 마흔 통을 써요. 당신 건 기억 못 해요. 인용은 1분을 아껴 주죠. 심사관의 1분이 당신 평판이에요. 나는 이걸 10년 만에 깨달았어요. 당신은 오늘 깨닫겠죠, 내가 말해 줬으니까.</w:t>
-      </w:r>
-    </w:p>
-    <w:p>
-      <w:pPr>
-        <w:pStyle w:val="BodyText"/>
-      </w:pPr>
-      <w:r>
-        <w:t xml:space="preserve">알리나: 셋째는요?</w:t>
-      </w:r>
-    </w:p>
-    <w:p>
-      <w:pPr>
-        <w:pStyle w:val="BodyText"/>
-      </w:pPr>
-      <w:r>
-        <w:t xml:space="preserve">올가: 셋째. 형용사 금지. 기술 용어는 빼고. 「멸균」 — 돼요. 「독보적」 — 안 돼요.</w:t>
-      </w:r>
-    </w:p>
-    <w:p>
-      <w:pPr>
-        <w:pStyle w:val="BodyText"/>
-      </w:pPr>
-      <w:r>
-        <w:t xml:space="preserve">알렉세이: 「안전한」은요?</w:t>
+        <w:t xml:space="preserve">알리나: 공책 가져왔어요. 규칙을 전부 적어도 될까요?</w:t>
+      </w:r>
+    </w:p>
+    <w:p>
+      <w:pPr>
+        <w:pStyle w:val="BodyText"/>
+      </w:pPr>
+      <w:r>
+        <w:t xml:space="preserve">올가: 돼요가 아니라 적어야 해요. 첫째 규칙. 첫 줄은 늘 똑같아요. 「귀하의 ○일 자 제○호 요청에 대하여 다음과 같이 회신합니다.」 본문에 「안녕하세요」도, 「존경하는 타마라 빅토로브나」도 없어요.</w:t>
+      </w:r>
+    </w:p>
+    <w:p>
+      <w:pPr>
+        <w:pStyle w:val="BodyText"/>
+      </w:pPr>
+      <w:r>
+        <w:t xml:space="preserve">알렉세이: 「존경하는」도 안 돼요? 그냥 정중한 호칭인데요.</w:t>
+      </w:r>
+    </w:p>
+    <w:p>
+      <w:pPr>
+        <w:pStyle w:val="BodyText"/>
+      </w:pPr>
+      <w:r>
+        <w:t xml:space="preserve">올가: 호칭에선 되지만 답변에선 안 돼요. 답변은 편지가 아니라 의사록이에요.</w:t>
+      </w:r>
+    </w:p>
+    <w:p>
+      <w:pPr>
+        <w:pStyle w:val="BodyText"/>
+      </w:pPr>
+      <w:r>
+        <w:t xml:space="preserve">알리나: 적었어요. 둘째 규칙은 뭐예요?</w:t>
+      </w:r>
+    </w:p>
+    <w:p>
+      <w:pPr>
+        <w:pStyle w:val="BodyText"/>
+      </w:pPr>
+      <w:r>
+        <w:t xml:space="preserve">올가: 둘째. 지적 하나에 답변 하나, 같은 번호로. 먼저 지적을 인용하고, 그다음 답해요.</w:t>
+      </w:r>
+    </w:p>
+    <w:p>
+      <w:pPr>
+        <w:pStyle w:val="BodyText"/>
+      </w:pPr>
+      <w:r>
+        <w:t xml:space="preserve">알렉세이: 왜 인용해요? 본인이 썼으니까 뭘 물었는지 알잖아요.</w:t>
+      </w:r>
+    </w:p>
+    <w:p>
+      <w:pPr>
+        <w:pStyle w:val="BodyText"/>
+      </w:pPr>
+      <w:r>
+        <w:t xml:space="preserve">올가: 한 달에 편지를 마흔 통 써서 당신 걸 기억 못 해요. 인용은 그 사람 1분을 아껴 주고, 심사관의 1분은 당신 평판이에요. 난 그걸 10년 걸려 깨달았어요. 당신은 오늘 깨닫겠죠. 내가 말해 줬으니까요.</w:t>
+      </w:r>
+    </w:p>
+    <w:p>
+      <w:pPr>
+        <w:pStyle w:val="BodyText"/>
+      </w:pPr>
+      <w:r>
+        <w:t xml:space="preserve">알리나: 적고 밑줄 쳤어요. 셋째 규칙은요?</w:t>
+      </w:r>
+    </w:p>
+    <w:p>
+      <w:pPr>
+        <w:pStyle w:val="BodyText"/>
+      </w:pPr>
+      <w:r>
+        <w:t xml:space="preserve">올가: 셋째. 기술 용어 말고는 형용사 금지. 「멸균된」은 되고, 「독보적인」은 안 돼요.</w:t>
+      </w:r>
+    </w:p>
+    <w:p>
+      <w:pPr>
+        <w:pStyle w:val="BodyText"/>
+      </w:pPr>
+      <w:r>
+        <w:t xml:space="preserve">알렉세이: 「안전한」이란 말은요? 그것도 아주 중요한 말인데요.</w:t>
       </w:r>
     </w:p>
     <w:p>
@@ -3279,95 +3279,95 @@
         <w:pStyle w:val="BodyText"/>
       </w:pPr>
       <w:r>
-        <w:t xml:space="preserve">알렉세이: 왜 그렇게 엄격해요? 그냥 단어잖아요.</w:t>
-      </w:r>
-    </w:p>
-    <w:p>
-      <w:pPr>
-        <w:pStyle w:val="BodyText"/>
-      </w:pPr>
-      <w:r>
-        <w:t xml:space="preserve">올가: 형용사는 믿어 달라는 부탁이에요. 심사관은 믿지 않아요, 검증하죠. 「독보적」 하나하나가 그 사람이 거절할 부탁이에요. 출처가 붙은 숫자 하나하나는 그 사람이 확인하고 받아들일 사실이고요. 부탁 말고 사실을 써요.</w:t>
-      </w:r>
-    </w:p>
-    <w:p>
-      <w:pPr>
-        <w:pStyle w:val="BodyText"/>
-      </w:pPr>
-      <w:r>
-        <w:t xml:space="preserve">이리나: 넷째 규칙은 제 거예요. 사실마다 출처. 첨부 번호, 쪽, 줄.</w:t>
-      </w:r>
-    </w:p>
-    <w:p>
-      <w:pPr>
-        <w:pStyle w:val="BodyText"/>
-      </w:pPr>
-      <w:r>
-        <w:t xml:space="preserve">올가: 이리나 말이 맞아요. 「첨부 17, 41쪽 참조」. 출처 없는 사실은 의견이에요.</w:t>
-      </w:r>
-    </w:p>
-    <w:p>
-      <w:pPr>
-        <w:pStyle w:val="BodyText"/>
-      </w:pPr>
-      <w:r>
-        <w:t xml:space="preserve">이리나: 제가 첨부 목록을 관리해요. 지금 마흔세 개. 번호는 안 바꿔요. 절대.</w:t>
-      </w:r>
-    </w:p>
-    <w:p>
-      <w:pPr>
-        <w:pStyle w:val="BodyText"/>
-      </w:pPr>
-      <w:r>
-        <w:t xml:space="preserve">알렉세이: 새로 추가되면요?</w:t>
-      </w:r>
-    </w:p>
-    <w:p>
-      <w:pPr>
-        <w:pStyle w:val="BodyText"/>
-      </w:pPr>
-      <w:r>
-        <w:t xml:space="preserve">이리나: 그럼 마흔네 번. 맨 끝에. 번호를 다시 매기면 답변 열두 개의 출처가 전부 깨져요.</w:t>
-      </w:r>
-    </w:p>
-    <w:p>
-      <w:pPr>
-        <w:pStyle w:val="BodyText"/>
-      </w:pPr>
-      <w:r>
-        <w:t xml:space="preserve">올가: 규칙 5. 제일 어려운 거예요. 질문에만 답해요. 한 마디도 더 하지 말고.</w:t>
-      </w:r>
-    </w:p>
-    <w:p>
-      <w:pPr>
-        <w:pStyle w:val="BodyText"/>
-      </w:pPr>
-      <w:r>
-        <w:t xml:space="preserve">알렉세이: 그런데 좋은 걸 알고 있으면요? 예를 들어 한국 의사들 후기라든가?</w:t>
-      </w:r>
-    </w:p>
-    <w:p>
-      <w:pPr>
-        <w:pStyle w:val="BodyText"/>
-      </w:pPr>
-      <w:r>
-        <w:t xml:space="preserve">올가: 안 물었으면 쓰지 마요. 불필요한 문장 하나하나가 새 질문이에요. 새 질문은 2차 심사고요. 2차 심사는 영업일 50일 더, 그리고 당신 아파트에서 200만 더예요. 넘치는 정보가 모자란 정보보다 비싸요.</w:t>
-      </w:r>
-    </w:p>
-    <w:p>
-      <w:pPr>
-        <w:pStyle w:val="BodyText"/>
-      </w:pPr>
-      <w:r>
-        <w:t xml:space="preserve">알리나: 「넘치는 정보가 더 비싸다」. 밑줄 두 번 쳤어요.</w:t>
-      </w:r>
-    </w:p>
-    <w:p>
-      <w:pPr>
-        <w:pStyle w:val="BodyText"/>
-      </w:pPr>
-      <w:r>
-        <w:t xml:space="preserve">알렉세이: 여섯째 규칙도 있어요?</w:t>
+        <w:t xml:space="preserve">알렉세이: 그런데 왜 그렇게 엄격해요? 그냥 단어일 뿐이고, 나쁜 것도 없잖아요.</w:t>
+      </w:r>
+    </w:p>
+    <w:p>
+      <w:pPr>
+        <w:pStyle w:val="BodyText"/>
+      </w:pPr>
+      <w:r>
+        <w:t xml:space="preserve">올가: 형용사는 믿어 달라는 부탁이에요. 심사관은 믿지 않고, 검증해요. 「독보적인」 하나하나는 그녀가 거절할 부탁이에요. 출처가 달린 숫자 하나하나는 그녀가 검증하고 받아들일 사실이에요. 부탁이 아니라 사실을 쓰세요. 그러면 아무것도 부탁할 필요가 없어요.</w:t>
+      </w:r>
+    </w:p>
+    <w:p>
+      <w:pPr>
+        <w:pStyle w:val="BodyText"/>
+      </w:pPr>
+      <w:r>
+        <w:t xml:space="preserve">이리나: 넷째 규칙은 제 거예요. 모든 사실엔 출처가 있어야 해요. 첨부, 쪽, 줄.</w:t>
+      </w:r>
+    </w:p>
+    <w:p>
+      <w:pPr>
+        <w:pStyle w:val="BodyText"/>
+      </w:pPr>
+      <w:r>
+        <w:t xml:space="preserve">올가: 이리나 말이 맞아요. 「첨부 17, 41쪽 참조.」 출처 없는 사실은 그냥 의견이에요.</w:t>
+      </w:r>
+    </w:p>
+    <w:p>
+      <w:pPr>
+        <w:pStyle w:val="BodyText"/>
+      </w:pPr>
+      <w:r>
+        <w:t xml:space="preserve">이리나: 제가 첨부 목록을 관리해요. 지금 43개예요. 번호는 절대 안 바꿔요.</w:t>
+      </w:r>
+    </w:p>
+    <w:p>
+      <w:pPr>
+        <w:pStyle w:val="BodyText"/>
+      </w:pPr>
+      <w:r>
+        <w:t xml:space="preserve">알렉세이: 새 첨부가 생기면요? 그건 어디에 넣어요?</w:t>
+      </w:r>
+    </w:p>
+    <w:p>
+      <w:pPr>
+        <w:pStyle w:val="BodyText"/>
+      </w:pPr>
+      <w:r>
+        <w:t xml:space="preserve">이리나: 그럼 44번이 돼요, 맨 끝에. 번호를 다시 매기면 답변 열두 개의 출처가 전부 깨져요.</w:t>
+      </w:r>
+    </w:p>
+    <w:p>
+      <w:pPr>
+        <w:pStyle w:val="BodyText"/>
+      </w:pPr>
+      <w:r>
+        <w:t xml:space="preserve">올가: 다섯째 규칙, 제일 어려운 거예요. 질문에만 답할 것. 한 마디도 더하지 말고.</w:t>
+      </w:r>
+    </w:p>
+    <w:p>
+      <w:pPr>
+        <w:pStyle w:val="BodyText"/>
+      </w:pPr>
+      <w:r>
+        <w:t xml:space="preserve">알렉세이: 좋은 걸 알고 있으면요? 예를 들어 한국 의사들의 평가 같은 거요.</w:t>
+      </w:r>
+    </w:p>
+    <w:p>
+      <w:pPr>
+        <w:pStyle w:val="BodyText"/>
+      </w:pPr>
+      <w:r>
+        <w:t xml:space="preserve">올가: 안 물었으면 쓰지 마요. 불필요한 문장 하나하나가 새 질문이에요. 새 질문은 2차 심사고, 2차 심사는 영업일 50일 추가에 당신 아파트에서 200만이 더 나가는 거예요. 넘치는 정보가 모자란 정보보다 비싸요.</w:t>
+      </w:r>
+    </w:p>
+    <w:p>
+      <w:pPr>
+        <w:pStyle w:val="BodyText"/>
+      </w:pPr>
+      <w:r>
+        <w:t xml:space="preserve">알리나: 「넘치는 정보가 더 비싸다.」 두 번 밑줄 쳤어요.</w:t>
+      </w:r>
+    </w:p>
+    <w:p>
+      <w:pPr>
+        <w:pStyle w:val="BodyText"/>
+      </w:pPr>
+      <w:r>
+        <w:t xml:space="preserve">알렉세이: 여섯째 규칙도 있어요, 올가 페트로브나?</w:t>
       </w:r>
     </w:p>
     <w:p>
@@ -3383,79 +3383,79 @@
         <w:pStyle w:val="BodyText"/>
       </w:pPr>
       <w:r>
-        <w:t xml:space="preserve">알렉세이: 왜요? 우리가 한 건데.</w:t>
-      </w:r>
-    </w:p>
-    <w:p>
-      <w:pPr>
-        <w:pStyle w:val="BodyText"/>
-      </w:pPr>
-      <w:r>
-        <w:t xml:space="preserve">올가: 심사관에겐 누가 했는지가 중요하지 않으니까요. 뭐가 됐고 서류가 어디 있는지가 중요하죠. 이리나 말처럼.</w:t>
-      </w:r>
-    </w:p>
-    <w:p>
-      <w:pPr>
-        <w:pStyle w:val="BodyText"/>
-      </w:pPr>
-      <w:r>
-        <w:t xml:space="preserve">이리나: 드디어 규칙에 제 말이 인용되네요.</w:t>
-      </w:r>
-    </w:p>
-    <w:p>
-      <w:pPr>
-        <w:pStyle w:val="BodyText"/>
-      </w:pPr>
-      <w:r>
-        <w:t xml:space="preserve">올가: 좋아하지 마요. 일곱째 규칙은 내 거예요. 서명, 날짜, 그리고 모든 쪽에 쪽 번호.</w:t>
-      </w:r>
-    </w:p>
-    <w:p>
-      <w:pPr>
-        <w:pStyle w:val="BodyText"/>
-      </w:pPr>
-      <w:r>
-        <w:t xml:space="preserve">알렉세이: 좋아요. 제가 해 봐도 될까요? 4번 지적. 처음부터.</w:t>
-      </w:r>
-    </w:p>
-    <w:p>
-      <w:pPr>
-        <w:pStyle w:val="BodyText"/>
-      </w:pPr>
-      <w:r>
-        <w:t xml:space="preserve">올가: 해 봐요. 소리 내서. 알리나, 형용사 세요.</w:t>
-      </w:r>
-    </w:p>
-    <w:p>
-      <w:pPr>
-        <w:pStyle w:val="BodyText"/>
-      </w:pPr>
-      <w:r>
-        <w:t xml:space="preserve">알렉세이: 「지적 4: 자료의 러시아 인구 집단 적용 가능성을 입증할 것. 답변: 임상 자료는 환자 120명에게서 얻었음. 피부 두께 차이는 사용설명서 5장에 반영됨. 첨부 17, 41쪽 참조」.</w:t>
-      </w:r>
-    </w:p>
-    <w:p>
-      <w:pPr>
-        <w:pStyle w:val="BodyText"/>
-      </w:pPr>
-      <w:r>
-        <w:t xml:space="preserve">알리나: 형용사 0개. 「임상」하고 「러시아」만 빼고요. 그건 기술 용어예요.</w:t>
-      </w:r>
-    </w:p>
-    <w:p>
-      <w:pPr>
-        <w:pStyle w:val="BodyText"/>
-      </w:pPr>
-      <w:r>
-        <w:t xml:space="preserve">올가: 봐요. 네 쪽 대신 열한 줄. 이제 부탁이 아니에요. 답변이에요.</w:t>
-      </w:r>
-    </w:p>
-    <w:p>
-      <w:pPr>
-        <w:pStyle w:val="BodyText"/>
-      </w:pPr>
-      <w:r>
-        <w:t xml:space="preserve">알렉세이: 할머니도 일지를 그렇게 쓰셨어요. 「혈압, 주사, 시간」. 「유감스럽게도」 없이.</w:t>
+        <w:t xml:space="preserve">알렉세이: 그건 왜요? 다 정말 우리가 한 거잖아요.</w:t>
+      </w:r>
+    </w:p>
+    <w:p>
+      <w:pPr>
+        <w:pStyle w:val="BodyText"/>
+      </w:pPr>
+      <w:r>
+        <w:t xml:space="preserve">올가: 심사관에겐 누가 했는지 중요하지 않으니까요. 뭐가 됐고 서류가 어디 있는지가 중요하죠. 이리나 말처럼요.</w:t>
+      </w:r>
+    </w:p>
+    <w:p>
+      <w:pPr>
+        <w:pStyle w:val="BodyText"/>
+      </w:pPr>
+      <w:r>
+        <w:t xml:space="preserve">이리나: 드디어 규칙에 제 말이 인용되네요. 1년을 기다렸어요.</w:t>
+      </w:r>
+    </w:p>
+    <w:p>
+      <w:pPr>
+        <w:pStyle w:val="BodyText"/>
+      </w:pPr>
+      <w:r>
+        <w:t xml:space="preserve">올가: 미리 기뻐하지 마요. 일곱째 규칙은 내 거예요. 모든 쪽에 서명, 날짜, 번호.</w:t>
+      </w:r>
+    </w:p>
+    <w:p>
+      <w:pPr>
+        <w:pStyle w:val="BodyText"/>
+      </w:pPr>
+      <w:r>
+        <w:t xml:space="preserve">알렉세이: 좋아요. 한 번 더 해 봐도 될까요? 4번 지적, 처음부터요.</w:t>
+      </w:r>
+    </w:p>
+    <w:p>
+      <w:pPr>
+        <w:pStyle w:val="BodyText"/>
+      </w:pPr>
+      <w:r>
+        <w:t xml:space="preserve">올가: 해 봐요, 대신 소리 내서. 알리나, 당신은 형용사를 세요.</w:t>
+      </w:r>
+    </w:p>
+    <w:p>
+      <w:pPr>
+        <w:pStyle w:val="BodyText"/>
+      </w:pPr>
+      <w:r>
+        <w:t xml:space="preserve">알렉세이: 「지적 4: 자료가 러시아 인구 집단에 적용 가능함을 입증할 것. 답변: 임상 자료는 환자 120명에게서 얻었음. 피부 두께의 차이는 설명서 5장에 반영됨. 첨부 17, 41쪽 참조.」</w:t>
+      </w:r>
+    </w:p>
+    <w:p>
+      <w:pPr>
+        <w:pStyle w:val="BodyText"/>
+      </w:pPr>
+      <w:r>
+        <w:t xml:space="preserve">알리나: 형용사 0개예요. 「임상」하고 「러시아」만 빼고요. 그건 기술 용어예요.</w:t>
+      </w:r>
+    </w:p>
+    <w:p>
+      <w:pPr>
+        <w:pStyle w:val="BodyText"/>
+      </w:pPr>
+      <w:r>
+        <w:t xml:space="preserve">올가: 봐요. 네 쪽 대신 열한 줄. 이제 부탁이 아니라 답변이에요.</w:t>
+      </w:r>
+    </w:p>
+    <w:p>
+      <w:pPr>
+        <w:pStyle w:val="BodyText"/>
+      </w:pPr>
+      <w:r>
+        <w:t xml:space="preserve">알렉세이: 할머니도 일지를 꼭 그렇게 쓰셨어요. 「혈압, 주사, 시간.」 「유감스럽게도」 같은 건 없이요.</w:t>
       </w:r>
     </w:p>
     <w:bookmarkEnd w:id="34"/>
@@ -3473,239 +3473,239 @@
         <w:pStyle w:val="FirstParagraph"/>
       </w:pPr>
       <w:r>
-        <w:t xml:space="preserve">코르닐로바: 앉으세요. 관찰 프로토콜. 나자로바는 숫자를 원해요. 55세 이상이 몇 명이냐.</w:t>
-      </w:r>
-    </w:p>
-    <w:p>
-      <w:pPr>
-        <w:pStyle w:val="BodyText"/>
-      </w:pPr>
-      <w:r>
-        <w:t xml:space="preserve">알렉세이: 그분이 그랬어요: 「계산하고 근거를 대는 건 당신들」. 그래서 원장님께 왔어요.</w:t>
-      </w:r>
-    </w:p>
-    <w:p>
-      <w:pPr>
-        <w:pStyle w:val="BodyText"/>
-      </w:pPr>
-      <w:r>
-        <w:t xml:space="preserve">코르닐로바: 잘 왔어요. 알리나, 통계 봤어요?</w:t>
-      </w:r>
-    </w:p>
-    <w:p>
-      <w:pPr>
-        <w:pStyle w:val="BodyText"/>
-      </w:pPr>
-      <w:r>
-        <w:t xml:space="preserve">알리나: 봤어요. 제 환자 중 55세 이상은 대략 3분의 1이에요. 원장님은요?</w:t>
-      </w:r>
-    </w:p>
-    <w:p>
-      <w:pPr>
-        <w:pStyle w:val="BodyText"/>
-      </w:pPr>
-      <w:r>
-        <w:t xml:space="preserve">코르닐로바: 난 40퍼센트. 파트리아르시예. 나이도 많고 돈도 많죠.</w:t>
-      </w:r>
-    </w:p>
-    <w:p>
-      <w:pPr>
-        <w:pStyle w:val="BodyText"/>
-      </w:pPr>
-      <w:r>
-        <w:t xml:space="preserve">올가: 그럼 있는 그대로 모집하면 100명 중 30~35명이네요.</w:t>
-      </w:r>
-    </w:p>
-    <w:p>
-      <w:pPr>
-        <w:pStyle w:val="BodyText"/>
-      </w:pPr>
-      <w:r>
-        <w:t xml:space="preserve">코르닐로바: 적어요. 결절은 바로 그 사람들한테 생겼어요. 30명은 아무 의미 없는 통계예요. 최소 40명은 돼야 하고, 시술 전에 한 명 한 명 피부 두께를 초음파로 재야 해요. 안 그러면 「얇은 피부」는 또 사실이 아니라 의견이에요.</w:t>
-      </w:r>
-    </w:p>
-    <w:p>
-      <w:pPr>
-        <w:pStyle w:val="BodyText"/>
-      </w:pPr>
-      <w:r>
-        <w:t xml:space="preserve">알렉세이: 초음파 있으세요?</w:t>
-      </w:r>
-    </w:p>
-    <w:p>
-      <w:pPr>
-        <w:pStyle w:val="BodyText"/>
-      </w:pPr>
-      <w:r>
-        <w:t xml:space="preserve">코르닐로바: 있어요. 알리나는 없죠. 세 번째 클리닉은 — 모르겠네요. 세 번째는 누구예요?</w:t>
-      </w:r>
-    </w:p>
-    <w:p>
-      <w:pPr>
-        <w:pStyle w:val="BodyText"/>
-      </w:pPr>
-      <w:r>
-        <w:t xml:space="preserve">알렉세이: 찾았어요. 툴라. 나데즈다 세르게예브나 포미나. 60세. 30년 동안 지역 피부과 의사.</w:t>
-      </w:r>
-    </w:p>
-    <w:p>
-      <w:pPr>
-        <w:pStyle w:val="BodyText"/>
-      </w:pPr>
-      <w:r>
-        <w:t xml:space="preserve">코르닐로바: 툴라? 왜 모스크바가 아니에요?</w:t>
-      </w:r>
-    </w:p>
-    <w:p>
-      <w:pPr>
-        <w:pStyle w:val="BodyText"/>
-      </w:pPr>
-      <w:r>
-        <w:t xml:space="preserve">알렉세이: 툴라 환자들이 나이가 더 많으니까요. 피부도 더 얇고요 — 관리할 돈이 적어서. 바로 위험군이죠. 그리고 포미나는 모든 걸 두꺼운 공책에 적어요, 주사 하나, 부기 하나까지. 우리 할머니처럼요.</w:t>
-      </w:r>
-    </w:p>
-    <w:p>
-      <w:pPr>
-        <w:pStyle w:val="BodyText"/>
-      </w:pPr>
-      <w:r>
-        <w:t xml:space="preserve">코르닐로바: 공책 — 좋아요. 그런데 프로토콜엔 전자 양식이 필요해요.</w:t>
-      </w:r>
-    </w:p>
-    <w:p>
-      <w:pPr>
-        <w:pStyle w:val="BodyText"/>
-      </w:pPr>
-      <w:r>
-        <w:t xml:space="preserve">이리나: 양식은 제가 만들게요. 세 클리닉 공통 표. 공책은 그대로 두죠 — 두 번째 출처로.</w:t>
-      </w:r>
-    </w:p>
-    <w:p>
-      <w:pPr>
-        <w:pStyle w:val="BodyText"/>
-      </w:pPr>
-      <w:r>
-        <w:t xml:space="preserve">코르닐로바: 알리나와 툴라의 초음파는요?</w:t>
-      </w:r>
-    </w:p>
-    <w:p>
-      <w:pPr>
-        <w:pStyle w:val="BodyText"/>
-      </w:pPr>
-      <w:r>
-        <w:t xml:space="preserve">올가: 휴대용 장비요. 알아봤어요: 임대료 월 4만. 둘이 한 대.</w:t>
-      </w:r>
-    </w:p>
-    <w:p>
-      <w:pPr>
-        <w:pStyle w:val="BodyText"/>
-      </w:pPr>
-      <w:r>
-        <w:t xml:space="preserve">이리나: 4만. 우린 4만이 없어요.</w:t>
-      </w:r>
-    </w:p>
-    <w:p>
-      <w:pPr>
-        <w:pStyle w:val="BodyText"/>
-      </w:pPr>
-      <w:r>
-        <w:t xml:space="preserve">알리나: 제 환자들이 엘레나 빅토로브나한테 가서 재면요? 20분 거리예요.</w:t>
-      </w:r>
-    </w:p>
-    <w:p>
-      <w:pPr>
-        <w:pStyle w:val="BodyText"/>
-      </w:pPr>
-      <w:r>
-        <w:t xml:space="preserve">코르닐로바: 우리 문은 열려 있어요. 무료로. 연구 측정엔 돈 안 받아요.</w:t>
-      </w:r>
-    </w:p>
-    <w:p>
-      <w:pPr>
-        <w:pStyle w:val="BodyText"/>
-      </w:pPr>
-      <w:r>
-        <w:t xml:space="preserve">알렉세이: 툴라는요?</w:t>
-      </w:r>
-    </w:p>
-    <w:p>
-      <w:pPr>
-        <w:pStyle w:val="BodyText"/>
-      </w:pPr>
-      <w:r>
-        <w:t xml:space="preserve">코르닐로바: 툴라엔 장비가 필요해요. 안 그러면 그쪽 데이터가 약해져요.</w:t>
-      </w:r>
-    </w:p>
-    <w:p>
-      <w:pPr>
-        <w:pStyle w:val="BodyText"/>
-      </w:pPr>
-      <w:r>
-        <w:t xml:space="preserve">올가: 그럼 정직하게 써요: 툴라에선 주립 병원에서 두께를 잰다. 의뢰서로. 느리지만 무료.</w:t>
-      </w:r>
-    </w:p>
-    <w:p>
-      <w:pPr>
-        <w:pStyle w:val="BodyText"/>
-      </w:pPr>
-      <w:r>
-        <w:t xml:space="preserve">코르닐로바: 됐어요. 그럼. 환자 100명. 55세 이상 최소 40명. 전원 피부 두께 측정.</w:t>
-      </w:r>
-    </w:p>
-    <w:p>
-      <w:pPr>
-        <w:pStyle w:val="BodyText"/>
-      </w:pPr>
-      <w:r>
-        <w:t xml:space="preserve">알렉세이: 12개월. 모든 합병증. 결과와 무관하게 공개.</w:t>
-      </w:r>
-    </w:p>
-    <w:p>
-      <w:pPr>
-        <w:pStyle w:val="BodyText"/>
-      </w:pPr>
-      <w:r>
-        <w:t xml:space="preserve">코르닐로바: 그건 9월에 이미 서명했어요. 반복하지 마요. 넘치는 정보.</w:t>
-      </w:r>
-    </w:p>
-    <w:p>
-      <w:pPr>
-        <w:pStyle w:val="BodyText"/>
-      </w:pPr>
-      <w:r>
-        <w:t xml:space="preserve">올가: 엘레나 빅토로브나, 제 수업 들으셨어요?</w:t>
-      </w:r>
-    </w:p>
-    <w:p>
-      <w:pPr>
-        <w:pStyle w:val="BodyText"/>
-      </w:pPr>
-      <w:r>
-        <w:t xml:space="preserve">코르닐로바: 30년째 프로토콜을 써요. 당신 수업이 내 인생이에요. 하나 더: 7번 지적.</w:t>
-      </w:r>
-    </w:p>
-    <w:p>
-      <w:pPr>
-        <w:pStyle w:val="BodyText"/>
-      </w:pPr>
-      <w:r>
-        <w:t xml:space="preserve">알리나: 금기 사항. 여덟 개와 아홉 개. 3주째 뭐가 빠졌는지 찾고 있어요.</w:t>
-      </w:r>
-    </w:p>
-    <w:p>
-      <w:pPr>
-        <w:pStyle w:val="BodyText"/>
-      </w:pPr>
-      <w:r>
-        <w:t xml:space="preserve">코르닐로바: 그래서요?</w:t>
-      </w:r>
-    </w:p>
-    <w:p>
-      <w:pPr>
-        <w:pStyle w:val="BodyText"/>
-      </w:pPr>
-      <w:r>
-        <w:t xml:space="preserve">알리나: 못 찾았어요. 모든 버전을 비교했어요. 마지막 편집본만 빼고 전부 아홉 개예요. 그런데 아홉 개 중 뭐가 빠졌는지 모르겠어요: 편집본엔 여덟 개인데, 문장이 달라요. 누가 편집한 게 아니라 새로 쓴 것처럼요.</w:t>
+        <w:t xml:space="preserve">코르닐로바: 앉으세요. 관찰 프로토콜이에요. 나자로바는 숫자를 원해요. 55세 이상이 몇 명이냐는 거죠.</w:t>
+      </w:r>
+    </w:p>
+    <w:p>
+      <w:pPr>
+        <w:pStyle w:val="BodyText"/>
+      </w:pPr>
+      <w:r>
+        <w:t xml:space="preserve">알렉세이: 「당신들이 계산하고 근거를 대라」고 했어요. 그래서 조언을 구하러 선생님께 왔어요.</w:t>
+      </w:r>
+    </w:p>
+    <w:p>
+      <w:pPr>
+        <w:pStyle w:val="BodyText"/>
+      </w:pPr>
+      <w:r>
+        <w:t xml:space="preserve">코르닐로바: 잘 왔어요. 알리나, 당신 통계 봤어요?</w:t>
+      </w:r>
+    </w:p>
+    <w:p>
+      <w:pPr>
+        <w:pStyle w:val="BodyText"/>
+      </w:pPr>
+      <w:r>
+        <w:t xml:space="preserve">알리나: 봤어요. 제 환자 중 55세 이상이 3분의 1쯤이에요. 선생님은요?</w:t>
+      </w:r>
+    </w:p>
+    <w:p>
+      <w:pPr>
+        <w:pStyle w:val="BodyText"/>
+      </w:pPr>
+      <w:r>
+        <w:t xml:space="preserve">코르닐로바: 난 40퍼센트예요. 파트리아르시 지역이라 나이도 많고 돈도 많거든요.</w:t>
+      </w:r>
+    </w:p>
+    <w:p>
+      <w:pPr>
+        <w:pStyle w:val="BodyText"/>
+      </w:pPr>
+      <w:r>
+        <w:t xml:space="preserve">올가: 그럼 그냥 모집하면 100명 중 30~35명이 되겠네요.</w:t>
+      </w:r>
+    </w:p>
+    <w:p>
+      <w:pPr>
+        <w:pStyle w:val="BodyText"/>
+      </w:pPr>
+      <w:r>
+        <w:t xml:space="preserve">코르닐로바: 적어요. 결절은 바로 그 사람들한테 생겼어요. 30명은 아무 의미 없는 통계예요. 최소 40명은 필요하고, 시술 전에 모두 초음파로 피부 두께를 재야 해요. 안 그러면 「얇은 피부」는 또 사실이 아니라 의견이에요.</w:t>
+      </w:r>
+    </w:p>
+    <w:p>
+      <w:pPr>
+        <w:pStyle w:val="BodyText"/>
+      </w:pPr>
+      <w:r>
+        <w:t xml:space="preserve">알렉세이: 선생님 클리닉엔 초음파 장비가 있어요?</w:t>
+      </w:r>
+    </w:p>
+    <w:p>
+      <w:pPr>
+        <w:pStyle w:val="BodyText"/>
+      </w:pPr>
+      <w:r>
+        <w:t xml:space="preserve">코르닐로바: 난 있고, 알리나는 없고, 셋째 클리닉은 모르겠네요. 셋째는 누구예요?</w:t>
+      </w:r>
+    </w:p>
+    <w:p>
+      <w:pPr>
+        <w:pStyle w:val="BodyText"/>
+      </w:pPr>
+      <w:r>
+        <w:t xml:space="preserve">알렉세이: 찾았어요. 툴라의 나데즈다 세르게예브나 포미나. 예순 살이고, 그중 30년을 지역 피부과 의사로 일했어요.</w:t>
+      </w:r>
+    </w:p>
+    <w:p>
+      <w:pPr>
+        <w:pStyle w:val="BodyText"/>
+      </w:pPr>
+      <w:r>
+        <w:t xml:space="preserve">코르닐로바: 툴라요? 왜 모스크바가 아니에요? 모스크바에 클리닉이 훨씬 많잖아요.</w:t>
+      </w:r>
+    </w:p>
+    <w:p>
+      <w:pPr>
+        <w:pStyle w:val="BodyText"/>
+      </w:pPr>
+      <w:r>
+        <w:t xml:space="preserve">알렉세이: 툴라 환자들이 나이가 더 많고, 관리할 돈이 적어서 피부도 더 얇거든요. 바로 위험군이에요. 그리고 포미나는 주사 하나, 부종 하나까지 전부 두꺼운 공책에 적어요. 우리 할머니처럼요.</w:t>
+      </w:r>
+    </w:p>
+    <w:p>
+      <w:pPr>
+        <w:pStyle w:val="BodyText"/>
+      </w:pPr>
+      <w:r>
+        <w:t xml:space="preserve">코르닐로바: 공책은 좋아요. 하지만 프로토콜은 공책이 아니라 전자 양식을 요구해요.</w:t>
+      </w:r>
+    </w:p>
+    <w:p>
+      <w:pPr>
+        <w:pStyle w:val="BodyText"/>
+      </w:pPr>
+      <w:r>
+        <w:t xml:space="preserve">이리나: 양식은 제가 만들게요. 세 클리닉이 똑같이 쓰는 표로요. 공책은 두 번째 출처로 남겨 두고요.</w:t>
+      </w:r>
+    </w:p>
+    <w:p>
+      <w:pPr>
+        <w:pStyle w:val="BodyText"/>
+      </w:pPr>
+      <w:r>
+        <w:t xml:space="preserve">코르닐로바: 알리나와 툴라의 초음파는 어떻게 해요?</w:t>
+      </w:r>
+    </w:p>
+    <w:p>
+      <w:pPr>
+        <w:pStyle w:val="BodyText"/>
+      </w:pPr>
+      <w:r>
+        <w:t xml:space="preserve">올가: 휴대용 장비가 필요해요. 알아보니 임대료가 한 달 4만이고, 둘이 하나를 같이 써요.</w:t>
+      </w:r>
+    </w:p>
+    <w:p>
+      <w:pPr>
+        <w:pStyle w:val="BodyText"/>
+      </w:pPr>
+      <w:r>
+        <w:t xml:space="preserve">이리나: 한 달에 4만이요? 우린 그 4만도 없어요.</w:t>
+      </w:r>
+    </w:p>
+    <w:p>
+      <w:pPr>
+        <w:pStyle w:val="BodyText"/>
+      </w:pPr>
+      <w:r>
+        <w:t xml:space="preserve">알리나: 제 환자들이 엘레나 빅토로브나한테 가서 재면 어떨까요? 20분밖에 안 걸려요.</w:t>
+      </w:r>
+    </w:p>
+    <w:p>
+      <w:pPr>
+        <w:pStyle w:val="BodyText"/>
+      </w:pPr>
+      <w:r>
+        <w:t xml:space="preserve">코르닐로바: 내 문은 열려 있어요, 무료로. 연구에서 하는 측정엔 돈을 안 받아요.</w:t>
+      </w:r>
+    </w:p>
+    <w:p>
+      <w:pPr>
+        <w:pStyle w:val="BodyText"/>
+      </w:pPr>
+      <w:r>
+        <w:t xml:space="preserve">알렉세이: 감사합니다. 그럼 툴라는 어떻게 해요? 거긴 오가기가 힘들잖아요.</w:t>
+      </w:r>
+    </w:p>
+    <w:p>
+      <w:pPr>
+        <w:pStyle w:val="BodyText"/>
+      </w:pPr>
+      <w:r>
+        <w:t xml:space="preserve">코르닐로바: 툴라엔 장비가 필요해요. 안 그러면 그쪽 데이터가 우리보다 약해질 거예요.</w:t>
+      </w:r>
+    </w:p>
+    <w:p>
+      <w:pPr>
+        <w:pStyle w:val="BodyText"/>
+      </w:pPr>
+      <w:r>
+        <w:t xml:space="preserve">올가: 그럼 정직하게 써요. 툴라에선 의뢰서를 받아 주립 병원에서 두께를 잰다. 느리지만 무료로요.</w:t>
+      </w:r>
+    </w:p>
+    <w:p>
+      <w:pPr>
+        <w:pStyle w:val="BodyText"/>
+      </w:pPr>
+      <w:r>
+        <w:t xml:space="preserve">코르닐로바: 그거면 돼요. 정리하면, 환자 100명, 그중 55세 이상 최소 40명, 전원 피부 두께 측정.</w:t>
+      </w:r>
+    </w:p>
+    <w:p>
+      <w:pPr>
+        <w:pStyle w:val="BodyText"/>
+      </w:pPr>
+      <w:r>
+        <w:t xml:space="preserve">알렉세이: 12개월, 모든 부작용, 결과와 상관없이 공개.</w:t>
+      </w:r>
+    </w:p>
+    <w:p>
+      <w:pPr>
+        <w:pStyle w:val="BodyText"/>
+      </w:pPr>
+      <w:r>
+        <w:t xml:space="preserve">코르닐로바: 그건 9월에 이미 서명했으니 반복하지 마요. 불필요한 정보예요.</w:t>
+      </w:r>
+    </w:p>
+    <w:p>
+      <w:pPr>
+        <w:pStyle w:val="BodyText"/>
+      </w:pPr>
+      <w:r>
+        <w:t xml:space="preserve">올가: 엘레나 빅토로브나, 오늘 제 수업에 오셨던 거예요?</w:t>
+      </w:r>
+    </w:p>
+    <w:p>
+      <w:pPr>
+        <w:pStyle w:val="BodyText"/>
+      </w:pPr>
+      <w:r>
+        <w:t xml:space="preserve">코르닐로바: 30년 동안 프로토콜을 썼으니 당신 수업이 곧 내 인생이죠. 그리고 하나 더. 7번 지적이요.</w:t>
+      </w:r>
+    </w:p>
+    <w:p>
+      <w:pPr>
+        <w:pStyle w:val="BodyText"/>
+      </w:pPr>
+      <w:r>
+        <w:t xml:space="preserve">알리나: 금기 사항, 여덟 개와 아홉 개요. 어느 게 빠졌는지 벌써 3주째 찾고 있어요.</w:t>
+      </w:r>
+    </w:p>
+    <w:p>
+      <w:pPr>
+        <w:pStyle w:val="BodyText"/>
+      </w:pPr>
+      <w:r>
+        <w:t xml:space="preserve">코르닐로바: 3주 동안 뭘 찾았어요? 결과가 좀 있어요?</w:t>
+      </w:r>
+    </w:p>
+    <w:p>
+      <w:pPr>
+        <w:pStyle w:val="BodyText"/>
+      </w:pPr>
+      <w:r>
+        <w:t xml:space="preserve">알리나: 아무것도 못 찾았어요. 모든 버전을 비교했는데, 마지막 편집본만 빼고 다 아홉 개예요. 그런데 아홉 개 중 뭐가 빠졌는지 모르겠어요. 편집본엔 여덟 개인데 문구가 달라요. 누가 편집한 게 아니라 다시 쓴 것 같아요.</w:t>
       </w:r>
     </w:p>
     <w:bookmarkEnd w:id="35"/>
@@ -3723,199 +3723,199 @@
         <w:pStyle w:val="FirstParagraph"/>
       </w:pPr>
       <w:r>
-        <w:t xml:space="preserve">이리나: 마지막 점검. 답변 열두 개. 첨부 마흔여섯 개. 1,214쪽.</w:t>
-      </w:r>
-    </w:p>
-    <w:p>
-      <w:pPr>
-        <w:pStyle w:val="BodyText"/>
-      </w:pPr>
-      <w:r>
-        <w:t xml:space="preserve">올가: 재밸리데이션 보고서는요?</w:t>
-      </w:r>
-    </w:p>
-    <w:p>
-      <w:pPr>
-        <w:pStyle w:val="BodyText"/>
-      </w:pPr>
-      <w:r>
-        <w:t xml:space="preserve">이리나: 월요일에 왔어요. 소희 씨가 한국어판 세 시간 뒤에 러시아어판을 보냈어요. 첨부 44번.</w:t>
-      </w:r>
-    </w:p>
-    <w:p>
-      <w:pPr>
-        <w:pStyle w:val="BodyText"/>
-      </w:pPr>
-      <w:r>
-        <w:t xml:space="preserve">알렉세이: 세 시간이요? 잠은 자는 거예요?</w:t>
-      </w:r>
-    </w:p>
-    <w:p>
-      <w:pPr>
-        <w:pStyle w:val="BodyText"/>
-      </w:pPr>
-      <w:r>
-        <w:t xml:space="preserve">올가: 묻지 마요. 이리나, 출처.</w:t>
-      </w:r>
-    </w:p>
-    <w:p>
-      <w:pPr>
-        <w:pStyle w:val="BodyText"/>
-      </w:pPr>
-      <w:r>
-        <w:t xml:space="preserve">이리나: 확인 중. 답변 2 — 첨부 31. 잠깐. 본문엔 32라고 돼 있어요.</w:t>
-      </w:r>
-    </w:p>
-    <w:p>
-      <w:pPr>
-        <w:pStyle w:val="BodyText"/>
-      </w:pPr>
-      <w:r>
-        <w:t xml:space="preserve">알렉세이: 숫자 하나잖아요. 그게 그렇게 중요해요?</w:t>
-      </w:r>
-    </w:p>
-    <w:p>
-      <w:pPr>
-        <w:pStyle w:val="BodyText"/>
-      </w:pPr>
-      <w:r>
-        <w:t xml:space="preserve">이리나: 첨부 32는 공장 인증서예요. 31번이 일탈 112번이고요. 나자로바가 32번을 열면 엉뚱한 걸 보게 돼요. 우리가 자기 서류도 헷갈린다고 생각하겠죠. 숫자 하나로 우리 꼼꼼함 전체가 의심받아요.</w:t>
-      </w:r>
-    </w:p>
-    <w:p>
-      <w:pPr>
-        <w:pStyle w:val="BodyText"/>
-      </w:pPr>
-      <w:r>
-        <w:t xml:space="preserve">올가: 고쳐요. 그게 바로 1차와 2차의 차이예요.</w:t>
-      </w:r>
-    </w:p>
-    <w:p>
-      <w:pPr>
-        <w:pStyle w:val="BodyText"/>
-      </w:pPr>
-      <w:r>
-        <w:t xml:space="preserve">알렉세이: 7번 지적. 뭐라고 써요?</w:t>
-      </w:r>
-    </w:p>
-    <w:p>
-      <w:pPr>
-        <w:pStyle w:val="BodyText"/>
-      </w:pPr>
-      <w:r>
-        <w:t xml:space="preserve">올가: 사용설명서에 아홉 번째 금기 사항을 복원했다고 써요. 도시에처럼. 새 버전은 첨부 45.</w:t>
-      </w:r>
-    </w:p>
-    <w:p>
-      <w:pPr>
-        <w:pStyle w:val="BodyText"/>
-      </w:pPr>
-      <w:r>
-        <w:t xml:space="preserve">알리나: 그런데 문장이 왜 다른지 끝내 모르겠어요. 마음에 안 들어요.</w:t>
-      </w:r>
-    </w:p>
-    <w:p>
-      <w:pPr>
-        <w:pStyle w:val="BodyText"/>
-      </w:pPr>
-      <w:r>
-        <w:t xml:space="preserve">올가: 나도요. 하지만 기한이 내일이에요. 물어본 질문에 답해요. 보낸 다음에 — 파헤쳐요.</w:t>
-      </w:r>
-    </w:p>
-    <w:p>
-      <w:pPr>
-        <w:pStyle w:val="BodyText"/>
-      </w:pPr>
-      <w:r>
-        <w:t xml:space="preserve">알리나: 약속하세요?</w:t>
-      </w:r>
-    </w:p>
-    <w:p>
-      <w:pPr>
-        <w:pStyle w:val="BodyText"/>
-      </w:pPr>
-      <w:r>
-        <w:t xml:space="preserve">올가: 약속 안 해요. 적어 둬요. 그게 더 확실해요. 알렉세이 니콜라예비치, 송부 서한. 한 쪽.</w:t>
-      </w:r>
-    </w:p>
-    <w:p>
-      <w:pPr>
-        <w:pStyle w:val="BodyText"/>
-      </w:pPr>
-      <w:r>
-        <w:t xml:space="preserve">알렉세이: 한 쪽. 「진심으로」 없이. 「독보적」 없이. 읽어 볼까요?</w:t>
-      </w:r>
-    </w:p>
-    <w:p>
-      <w:pPr>
-        <w:pStyle w:val="BodyText"/>
-      </w:pPr>
-      <w:r>
-        <w:t xml:space="preserve">올가: 읽어요.</w:t>
-      </w:r>
-    </w:p>
-    <w:p>
-      <w:pPr>
-        <w:pStyle w:val="BodyText"/>
-      </w:pPr>
-      <w:r>
-        <w:t xml:space="preserve">알렉세이: 「귀하의 2월 7일 자 제47호 요청에 대하여 다음과 같이 회신합니다. 지적 1~12에 대한 답변과 첨부 1~46을 아래와 같이 제출합니다. 위임 대리인 보론초프」.</w:t>
-      </w:r>
-    </w:p>
-    <w:p>
-      <w:pPr>
-        <w:pStyle w:val="BodyText"/>
-      </w:pPr>
-      <w:r>
-        <w:t xml:space="preserve">이리나: 형용사 0개. 세어 봤어요.</w:t>
-      </w:r>
-    </w:p>
-    <w:p>
-      <w:pPr>
-        <w:pStyle w:val="BodyText"/>
-      </w:pPr>
-      <w:r>
-        <w:t xml:space="preserve">올가: 서명해요. 전자 서명. 22시 40분.</w:t>
-      </w:r>
-    </w:p>
-    <w:p>
-      <w:pPr>
-        <w:pStyle w:val="BodyText"/>
-      </w:pPr>
-      <w:r>
-        <w:t xml:space="preserve">알렉세이: 서명했어요. 보낼까요?</w:t>
-      </w:r>
-    </w:p>
-    <w:p>
-      <w:pPr>
-        <w:pStyle w:val="BodyText"/>
-      </w:pPr>
-      <w:r>
-        <w:t xml:space="preserve">이리나: 두 번째 서명 — 제 거요. 수수료는 아침에 납부됐어요. 보내요.</w:t>
-      </w:r>
-    </w:p>
-    <w:p>
-      <w:pPr>
-        <w:pStyle w:val="BodyText"/>
-      </w:pPr>
-      <w:r>
-        <w:t xml:space="preserve">알렉세이: 보냈어요. 22시 41분. 기한 하루 전.</w:t>
-      </w:r>
-    </w:p>
-    <w:p>
-      <w:pPr>
-        <w:pStyle w:val="BodyText"/>
-      </w:pPr>
-      <w:r>
-        <w:t xml:space="preserve">올가: 20년 동안 답변을 보냈어요. 처음이에요 — 기술 용어 말고는 형용사가 하나도 없는 건. 그리고 처음으로 심사관이 광고를 찾을까 봐 겁나지 않아요. 찾을 건 사실뿐이에요. 사실은 내가 지킬 줄 아는 거고요.</w:t>
-      </w:r>
-    </w:p>
-    <w:p>
-      <w:pPr>
-        <w:pStyle w:val="BodyText"/>
-      </w:pPr>
-      <w:r>
-        <w:t xml:space="preserve">알리나: 저도 발코니에 가도 돼요? 같이. 담배는 안 피워요. 그냥 서 있을게요.</w:t>
+        <w:t xml:space="preserve">이리나: 마지막 확인이에요. 답변 열두 개, 첨부 46개, 1,214쪽.</w:t>
+      </w:r>
+    </w:p>
+    <w:p>
+      <w:pPr>
+        <w:pStyle w:val="BodyText"/>
+      </w:pPr>
+      <w:r>
+        <w:t xml:space="preserve">올가: 재밸리데이션 보고서는 왔어요? 그게 없으면 안 보내도 돼요.</w:t>
+      </w:r>
+    </w:p>
+    <w:p>
+      <w:pPr>
+        <w:pStyle w:val="BodyText"/>
+      </w:pPr>
+      <w:r>
+        <w:t xml:space="preserve">이리나: 월요일에 왔어요. 소희 씨가 한국어판 세 시간 뒤에 러시아어판을 보냈어요. 첨부 44번이에요.</w:t>
+      </w:r>
+    </w:p>
+    <w:p>
+      <w:pPr>
+        <w:pStyle w:val="BodyText"/>
+      </w:pPr>
+      <w:r>
+        <w:t xml:space="preserve">알렉세이: 세 시간 뒤에요? 그분은 도대체 잠은 자요?</w:t>
+      </w:r>
+    </w:p>
+    <w:p>
+      <w:pPr>
+        <w:pStyle w:val="BodyText"/>
+      </w:pPr>
+      <w:r>
+        <w:t xml:space="preserve">올가: 묻지 않는 게 나아요. 이리나, 출처를 확인해요.</w:t>
+      </w:r>
+    </w:p>
+    <w:p>
+      <w:pPr>
+        <w:pStyle w:val="BodyText"/>
+      </w:pPr>
+      <w:r>
+        <w:t xml:space="preserve">이리나: 확인할게요. 답변 2, 첨부 31… 잠깐만요. 본문엔 32라고 쓰여 있어요.</w:t>
+      </w:r>
+    </w:p>
+    <w:p>
+      <w:pPr>
+        <w:pStyle w:val="BodyText"/>
+      </w:pPr>
+      <w:r>
+        <w:t xml:space="preserve">알렉세이: 하지만 숫자 하나잖아요. 그게 그렇게 중요해요?</w:t>
+      </w:r>
+    </w:p>
+    <w:p>
+      <w:pPr>
+        <w:pStyle w:val="BodyText"/>
+      </w:pPr>
+      <w:r>
+        <w:t xml:space="preserve">이리나: 첨부 32엔 공장 인증서가 있고, 31엔 일탈 112번이 있어요. 나자로바가 32를 열면 엉뚱한 걸 보게 돼요. 우리가 자기 서류도 헷갈린다고 생각하겠죠. 숫자 하나로 우리 꼼꼼함 전체가 의심받아요.</w:t>
+      </w:r>
+    </w:p>
+    <w:p>
+      <w:pPr>
+        <w:pStyle w:val="BodyText"/>
+      </w:pPr>
+      <w:r>
+        <w:t xml:space="preserve">올가: 고쳐요. 그게 바로 1차 심사와 2차 심사의 차이예요.</w:t>
+      </w:r>
+    </w:p>
+    <w:p>
+      <w:pPr>
+        <w:pStyle w:val="BodyText"/>
+      </w:pPr>
+      <w:r>
+        <w:t xml:space="preserve">알렉세이: 7번 지적엔 뭐라고 써요?</w:t>
+      </w:r>
+    </w:p>
+    <w:p>
+      <w:pPr>
+        <w:pStyle w:val="BodyText"/>
+      </w:pPr>
+      <w:r>
+        <w:t xml:space="preserve">올가: 도시에처럼 설명서에 아홉 번째 금기 사항을 되돌려 넣었다고 써요. 새 버전은 첨부 45번이에요.</w:t>
+      </w:r>
+    </w:p>
+    <w:p>
+      <w:pPr>
+        <w:pStyle w:val="BodyText"/>
+      </w:pPr>
+      <w:r>
+        <w:t xml:space="preserve">알리나: 그런데 왜 문구가 다른지 끝내 모르겠어요. 그게 정말 마음에 안 들어요.</w:t>
+      </w:r>
+    </w:p>
+    <w:p>
+      <w:pPr>
+        <w:pStyle w:val="BodyText"/>
+      </w:pPr>
+      <w:r>
+        <w:t xml:space="preserve">올가: 나도요. 하지만 기한이 내일이라, 받은 질문에만 답해요. 보내고 나서 파헤쳐요.</w:t>
+      </w:r>
+    </w:p>
+    <w:p>
+      <w:pPr>
+        <w:pStyle w:val="BodyText"/>
+      </w:pPr>
+      <w:r>
+        <w:t xml:space="preserve">알리나: 약속하세요, 올가 페트로브나? 저한테 중요해요.</w:t>
+      </w:r>
+    </w:p>
+    <w:p>
+      <w:pPr>
+        <w:pStyle w:val="BodyText"/>
+      </w:pPr>
+      <w:r>
+        <w:t xml:space="preserve">올가: 약속은 안 하고 적어 둘게요. 그게 더 확실해요. 알렉세이 니콜라예비치, 이제 한 쪽짜리 송부 서한이요.</w:t>
+      </w:r>
+    </w:p>
+    <w:p>
+      <w:pPr>
+        <w:pStyle w:val="BodyText"/>
+      </w:pPr>
+      <w:r>
+        <w:t xml:space="preserve">알렉세이: 한 쪽, 「진심으로」도 「독보적인」도 없이요. 읽어 봐도 될까요?</w:t>
+      </w:r>
+    </w:p>
+    <w:p>
+      <w:pPr>
+        <w:pStyle w:val="BodyText"/>
+      </w:pPr>
+      <w:r>
+        <w:t xml:space="preserve">올가: 읽어요. 다만 다들 한 마디 한 마디 들을 수 있게 천천히요.</w:t>
+      </w:r>
+    </w:p>
+    <w:p>
+      <w:pPr>
+        <w:pStyle w:val="BodyText"/>
+      </w:pPr>
+      <w:r>
+        <w:t xml:space="preserve">알렉세이: 「귀하의 2월 7일 자 제47호 요청에 대하여 다음과 같이 회신합니다. 지적 1~12에 대한 답변과 첨부 1~46을 아래와 같이 제출함. 공식 대리인 보론초프.」</w:t>
+      </w:r>
+    </w:p>
+    <w:p>
+      <w:pPr>
+        <w:pStyle w:val="BodyText"/>
+      </w:pPr>
+      <w:r>
+        <w:t xml:space="preserve">이리나: 형용사 0개예요. 일부러 셌어요.</w:t>
+      </w:r>
+    </w:p>
+    <w:p>
+      <w:pPr>
+        <w:pStyle w:val="BodyText"/>
+      </w:pPr>
+      <w:r>
+        <w:t xml:space="preserve">올가: 전자 서명으로 서명해요. 지금 22시 40분이에요.</w:t>
+      </w:r>
+    </w:p>
+    <w:p>
+      <w:pPr>
+        <w:pStyle w:val="BodyText"/>
+      </w:pPr>
+      <w:r>
+        <w:t xml:space="preserve">알렉세이: 서명했어요. 보낼까요? 아니면 한 번 더 전부 확인할까요?</w:t>
+      </w:r>
+    </w:p>
+    <w:p>
+      <w:pPr>
+        <w:pStyle w:val="BodyText"/>
+      </w:pPr>
+      <w:r>
+        <w:t xml:space="preserve">이리나: 두 번째 서명은 제 거고, 수수료는 아침에 이체됐어요. 보내세요.</w:t>
+      </w:r>
+    </w:p>
+    <w:p>
+      <w:pPr>
+        <w:pStyle w:val="BodyText"/>
+      </w:pPr>
+      <w:r>
+        <w:t xml:space="preserve">알렉세이: 22시 41분, 기한 하루 전에 보냈어요.</w:t>
+      </w:r>
+    </w:p>
+    <w:p>
+      <w:pPr>
+        <w:pStyle w:val="BodyText"/>
+      </w:pPr>
+      <w:r>
+        <w:t xml:space="preserve">올가: 20년 동안 답변을 보냈는데, 기술 용어 말고는 형용사가 하나도 없는 건 처음이에요. 그리고 심사관이 광고를 찾아낼까 봐 무섭지 않은 것도 처음이고요. 그녀는 사실만 찾을 거예요. 그리고 사실은 내가 가장 잘 지켜 낼 수 있는 거예요.</w:t>
+      </w:r>
+    </w:p>
+    <w:p>
+      <w:pPr>
+        <w:pStyle w:val="BodyText"/>
+      </w:pPr>
+      <w:r>
+        <w:t xml:space="preserve">알리나: 저도 발코니에 같이 가도 될까요? 담배는 안 피우고, 그냥 옆에 서 있을게요.</w:t>
       </w:r>
     </w:p>
     <w:bookmarkEnd w:id="36"/>
@@ -3933,55 +3933,55 @@
         <w:pStyle w:val="FirstParagraph"/>
       </w:pPr>
       <w:r>
-        <w:t xml:space="preserve">베라: 알료샤? 할머니다. 지나가 그러는데, 너희 어제 마감이었다며.</w:t>
-      </w:r>
-    </w:p>
-    <w:p>
-      <w:pPr>
-        <w:pStyle w:val="BodyText"/>
-      </w:pPr>
-      <w:r>
-        <w:t xml:space="preserve">알렉세이: 맞아요, 할머니. 보냈어요. 자정 두 시간 전에.</w:t>
-      </w:r>
-    </w:p>
-    <w:p>
-      <w:pPr>
-        <w:pStyle w:val="BodyText"/>
-      </w:pPr>
-      <w:r>
-        <w:t xml:space="preserve">베라: 잘했다. 몇 쪽이니?</w:t>
-      </w:r>
-    </w:p>
-    <w:p>
-      <w:pPr>
-        <w:pStyle w:val="BodyText"/>
-      </w:pPr>
-      <w:r>
-        <w:t xml:space="preserve">알렉세이: 1,214쪽이요. 그리고 한 쪽짜리 편지.</w:t>
-      </w:r>
-    </w:p>
-    <w:p>
-      <w:pPr>
-        <w:pStyle w:val="BodyText"/>
-      </w:pPr>
-      <w:r>
-        <w:t xml:space="preserve">베라: 한 쪽 — 그게 맞다. 나도 40년 동안 군청에 편지를 썼지. 긴 편지는 아무도 안 읽었어.</w:t>
-      </w:r>
-    </w:p>
-    <w:p>
-      <w:pPr>
-        <w:pStyle w:val="BodyText"/>
-      </w:pPr>
-      <w:r>
-        <w:t xml:space="preserve">알렉세이: 올가 페트로브나도 똑같이 말해요. 형용사 없이.</w:t>
-      </w:r>
-    </w:p>
-    <w:p>
-      <w:pPr>
-        <w:pStyle w:val="BodyText"/>
-      </w:pPr>
-      <w:r>
-        <w:t xml:space="preserve">베라: 형용사 없이? 그게 어떻게 하는 거냐?</w:t>
+        <w:t xml:space="preserve">베라: 알료샤? 할머니다. 지나가 그러는데 어제 너희 기한이었다며.</w:t>
+      </w:r>
+    </w:p>
+    <w:p>
+      <w:pPr>
+        <w:pStyle w:val="BodyText"/>
+      </w:pPr>
+      <w:r>
+        <w:t xml:space="preserve">알렉세이: 네, 맞아요, 할머니. 자정 두 시간 전에 다 보냈어요.</w:t>
+      </w:r>
+    </w:p>
+    <w:p>
+      <w:pPr>
+        <w:pStyle w:val="BodyText"/>
+      </w:pPr>
+      <w:r>
+        <w:t xml:space="preserve">베라: 잘했다. 그 답변은 몇 쪽이었니?</w:t>
+      </w:r>
+    </w:p>
+    <w:p>
+      <w:pPr>
+        <w:pStyle w:val="BodyText"/>
+      </w:pPr>
+      <w:r>
+        <w:t xml:space="preserve">알렉세이: 1,214쪽이요. 그리고 한 쪽짜리 편지도요.</w:t>
+      </w:r>
+    </w:p>
+    <w:p>
+      <w:pPr>
+        <w:pStyle w:val="BodyText"/>
+      </w:pPr>
+      <w:r>
+        <w:t xml:space="preserve">베라: 한 쪽이면 맞다. 나도 40년 동안 군청에 편지를 썼는데, 긴 편지는 아무도 안 읽었어.</w:t>
+      </w:r>
+    </w:p>
+    <w:p>
+      <w:pPr>
+        <w:pStyle w:val="BodyText"/>
+      </w:pPr>
+      <w:r>
+        <w:t xml:space="preserve">알렉세이: 올가 페트로브나도 똑같이 말해요. 형용사 없이 쓰라고요.</w:t>
+      </w:r>
+    </w:p>
+    <w:p>
+      <w:pPr>
+        <w:pStyle w:val="BodyText"/>
+      </w:pPr>
+      <w:r>
+        <w:t xml:space="preserve">베라: 형용사 없이? 그게 어떻게 하는 거냐? 이 늙은이한테 설명 좀 해 봐라.</w:t>
       </w:r>
     </w:p>
     <w:p>
@@ -3997,7 +3997,7 @@
         <w:pStyle w:val="BodyText"/>
       </w:pPr>
       <w:r>
-        <w:t xml:space="preserve">베라: 아, 나도 그렇게 썼다. 「진료소 지붕이 샘. 구석에 양동이. 세 번째 겨울」. 「유감스럽게도」 없이. 3년 뒤에 지붕을 고쳐 주더라. 숫자는 통한다, 알료샤. 느릴 뿐이지.</w:t>
+        <w:t xml:space="preserve">베라: 아, 나도 늘 그렇게 썼다. 「진료소 지붕이 샘. 구석에 양동이. 세 번째 겨울.」 「유감스럽게도」 같은 건 없이. 그랬더니 3년 뒤에 지붕을 고쳐 주더라. 숫자는 통한다, 알료샤. 느릴 뿐이지.</w:t>
       </w:r>
     </w:p>
     <w:p>
@@ -4013,39 +4013,39 @@
         <w:pStyle w:val="BodyText"/>
       </w:pPr>
       <w:r>
-        <w:t xml:space="preserve">베라: 30일은 기간도 아니다. 난 지붕을 3년 기다렸어.</w:t>
-      </w:r>
-    </w:p>
-    <w:p>
-      <w:pPr>
-        <w:pStyle w:val="BodyText"/>
-      </w:pPr>
-      <w:r>
-        <w:t xml:space="preserve">알렉세이: 저한텐 3년이 없어요, 할머니. 대출이 있어요.</w:t>
-      </w:r>
-    </w:p>
-    <w:p>
-      <w:pPr>
-        <w:pStyle w:val="BodyText"/>
-      </w:pPr>
-      <w:r>
-        <w:t xml:space="preserve">베라: 대출은 네 일이고. 기다리는 건 모두의 일이야. 너 혼자 기다리는 게 아니야. 올가도 기다리고, 이리나도 기다리고, 네 한국 친구도 기다리지. 나도 기다린다, 지나네 부엌에서, 혈압계 들고. 같이 기다리면 덜 힘들어, 알료샤.</w:t>
-      </w:r>
-    </w:p>
-    <w:p>
-      <w:pPr>
-        <w:pStyle w:val="BodyText"/>
-      </w:pPr>
-      <w:r>
-        <w:t xml:space="preserve">알렉세이: 오늘 혈압은 어떠세요?</w:t>
-      </w:r>
-    </w:p>
-    <w:p>
-      <w:pPr>
-        <w:pStyle w:val="BodyText"/>
-      </w:pPr>
-      <w:r>
-        <w:t xml:space="preserve">베라: 140에 90. 자랑스러워서 그래. 적어라: 「혈압 — 자랑스러움 때문」. 형용사 없이.</w:t>
+        <w:t xml:space="preserve">베라: 30일은 기간도 아니다. 난 내 지붕을 3년 기다렸어.</w:t>
+      </w:r>
+    </w:p>
+    <w:p>
+      <w:pPr>
+        <w:pStyle w:val="BodyText"/>
+      </w:pPr>
+      <w:r>
+        <w:t xml:space="preserve">알렉세이: 하지만 저한텐 3년이 없어요, 할머니. 대출이 있어요.</w:t>
+      </w:r>
+    </w:p>
+    <w:p>
+      <w:pPr>
+        <w:pStyle w:val="BodyText"/>
+      </w:pPr>
+      <w:r>
+        <w:t xml:space="preserve">베라: 대출은 네 일이고, 기다리는 건 모두의 일이다. 너 혼자 기다리는 게 아니야. 올가도, 이리나도, 네 한국 친구도 기다리지. 나도 지나네 부엌에서 혈압계 옆에 두고 기다린다. 같이 기다리면 덜 힘들단다, 알료샤.</w:t>
+      </w:r>
+    </w:p>
+    <w:p>
+      <w:pPr>
+        <w:pStyle w:val="BodyText"/>
+      </w:pPr>
+      <w:r>
+        <w:t xml:space="preserve">알렉세이: 할머니, 오늘 혈압은 어때요?</w:t>
+      </w:r>
+    </w:p>
+    <w:p>
+      <w:pPr>
+        <w:pStyle w:val="BodyText"/>
+      </w:pPr>
+      <w:r>
+        <w:t xml:space="preserve">베라: 140에 90. 자랑스러워서 그래. 그렇게 적어라. 「혈압 — 자랑스러워서.」 형용사 없이.</w:t>
       </w:r>
     </w:p>
     <w:bookmarkEnd w:id="37"/>
